--- a/Database_Tables.docx
+++ b/Database_Tables.docx
@@ -1,6 +1,6 @@
 
 <file path=word/document.xml><?xml version="1.0" encoding="utf-8"?>
-<w:document xmlns:wpc="http://schemas.microsoft.com/office/word/2010/wordprocessingCanvas" xmlns:mo="http://schemas.microsoft.com/office/mac/office/2008/main" xmlns:mc="http://schemas.openxmlformats.org/markup-compatibility/2006" xmlns:mv="urn:schemas-microsoft-com:mac:vml" xmlns:o="urn:schemas-microsoft-com:office:office" xmlns:r="http://schemas.openxmlformats.org/officeDocument/2006/relationships" xmlns:m="http://schemas.openxmlformats.org/officeDocument/2006/math" xmlns:v="urn:schemas-microsoft-com:vml" xmlns:wp14="http://schemas.microsoft.com/office/word/2010/wordprocessingDrawing" xmlns:wp="http://schemas.openxmlformats.org/drawingml/2006/wordprocessingDrawing" xmlns:w10="urn:schemas-microsoft-com:office:word" xmlns:w="http://schemas.openxmlformats.org/wordprocessingml/2006/main" xmlns:w14="http://schemas.microsoft.com/office/word/2010/wordml" xmlns:wpg="http://schemas.microsoft.com/office/word/2010/wordprocessingGroup" xmlns:wpi="http://schemas.microsoft.com/office/word/2010/wordprocessingInk" xmlns:wne="http://schemas.microsoft.com/office/word/2006/wordml" xmlns:wps="http://schemas.microsoft.com/office/word/2010/wordprocessingShape" mc:Ignorable="w14 wp14">
+<w:document xmlns:ve="http://schemas.openxmlformats.org/markup-compatibility/2006" xmlns:o="urn:schemas-microsoft-com:office:office" xmlns:r="http://schemas.openxmlformats.org/officeDocument/2006/relationships" xmlns:m="http://schemas.openxmlformats.org/officeDocument/2006/math" xmlns:v="urn:schemas-microsoft-com:vml" xmlns:wp="http://schemas.openxmlformats.org/drawingml/2006/wordprocessingDrawing" xmlns:w10="urn:schemas-microsoft-com:office:word" xmlns:w="http://schemas.openxmlformats.org/wordprocessingml/2006/main" xmlns:wne="http://schemas.microsoft.com/office/word/2006/wordml">
   <w:body>
     <w:p>
       <w:pPr>
@@ -20,20 +20,20 @@
     </w:p>
     <w:tbl>
       <w:tblPr>
-        <w:tblW w:type="auto" w:w="0"/>
-        <w:tblLook w:firstColumn="1" w:firstRow="1" w:lastColumn="0" w:lastRow="0" w:noHBand="0" w:noVBand="1" w:val="04A0"/>
+        <w:tblW w:w="0" w:type="auto"/>
+        <w:tblLook w:val="04A0"/>
       </w:tblPr>
       <w:tblGrid>
-        <w:gridCol w:w="1728"/>
-        <w:gridCol w:w="1728"/>
-        <w:gridCol w:w="1728"/>
-        <w:gridCol w:w="1728"/>
-        <w:gridCol w:w="1728"/>
+        <w:gridCol w:w="1150"/>
+        <w:gridCol w:w="1361"/>
+        <w:gridCol w:w="2724"/>
+        <w:gridCol w:w="2351"/>
+        <w:gridCol w:w="1270"/>
       </w:tblGrid>
       <w:tr>
         <w:tc>
           <w:tcPr>
-            <w:tcW w:type="dxa" w:w="1728"/>
+            <w:tcW w:w="1728" w:type="dxa"/>
           </w:tcPr>
           <w:p>
             <w:r>
@@ -43,7 +43,7 @@
         </w:tc>
         <w:tc>
           <w:tcPr>
-            <w:tcW w:type="dxa" w:w="1728"/>
+            <w:tcW w:w="1728" w:type="dxa"/>
           </w:tcPr>
           <w:p>
             <w:r>
@@ -53,7 +53,7 @@
         </w:tc>
         <w:tc>
           <w:tcPr>
-            <w:tcW w:type="dxa" w:w="1728"/>
+            <w:tcW w:w="1728" w:type="dxa"/>
           </w:tcPr>
           <w:p>
             <w:r>
@@ -63,7 +63,7 @@
         </w:tc>
         <w:tc>
           <w:tcPr>
-            <w:tcW w:type="dxa" w:w="1728"/>
+            <w:tcW w:w="1728" w:type="dxa"/>
           </w:tcPr>
           <w:p>
             <w:r>
@@ -73,7 +73,7 @@
         </w:tc>
         <w:tc>
           <w:tcPr>
-            <w:tcW w:type="dxa" w:w="1728"/>
+            <w:tcW w:w="1728" w:type="dxa"/>
           </w:tcPr>
           <w:p>
             <w:r>
@@ -85,7 +85,7 @@
       <w:tr>
         <w:tc>
           <w:tcPr>
-            <w:tcW w:type="dxa" w:w="1728"/>
+            <w:tcW w:w="1728" w:type="dxa"/>
           </w:tcPr>
           <w:p>
             <w:r>
@@ -95,7 +95,7 @@
         </w:tc>
         <w:tc>
           <w:tcPr>
-            <w:tcW w:type="dxa" w:w="1728"/>
+            <w:tcW w:w="1728" w:type="dxa"/>
           </w:tcPr>
           <w:p>
             <w:r>
@@ -105,7 +105,7 @@
         </w:tc>
         <w:tc>
           <w:tcPr>
-            <w:tcW w:type="dxa" w:w="1728"/>
+            <w:tcW w:w="1728" w:type="dxa"/>
           </w:tcPr>
           <w:p>
             <w:r>
@@ -115,7 +115,7 @@
         </w:tc>
         <w:tc>
           <w:tcPr>
-            <w:tcW w:type="dxa" w:w="1728"/>
+            <w:tcW w:w="1728" w:type="dxa"/>
           </w:tcPr>
           <w:p>
             <w:r>
@@ -125,7 +125,7 @@
         </w:tc>
         <w:tc>
           <w:tcPr>
-            <w:tcW w:type="dxa" w:w="1728"/>
+            <w:tcW w:w="1728" w:type="dxa"/>
           </w:tcPr>
           <w:p>
             <w:r>
@@ -137,7 +137,7 @@
       <w:tr>
         <w:tc>
           <w:tcPr>
-            <w:tcW w:type="dxa" w:w="1728"/>
+            <w:tcW w:w="1728" w:type="dxa"/>
           </w:tcPr>
           <w:p>
             <w:r>
@@ -147,7 +147,7 @@
         </w:tc>
         <w:tc>
           <w:tcPr>
-            <w:tcW w:type="dxa" w:w="1728"/>
+            <w:tcW w:w="1728" w:type="dxa"/>
           </w:tcPr>
           <w:p>
             <w:r>
@@ -157,7 +157,7 @@
         </w:tc>
         <w:tc>
           <w:tcPr>
-            <w:tcW w:type="dxa" w:w="1728"/>
+            <w:tcW w:w="1728" w:type="dxa"/>
           </w:tcPr>
           <w:p>
             <w:r>
@@ -167,7 +167,7 @@
         </w:tc>
         <w:tc>
           <w:tcPr>
-            <w:tcW w:type="dxa" w:w="1728"/>
+            <w:tcW w:w="1728" w:type="dxa"/>
           </w:tcPr>
           <w:p>
             <w:r>
@@ -177,7 +177,7 @@
         </w:tc>
         <w:tc>
           <w:tcPr>
-            <w:tcW w:type="dxa" w:w="1728"/>
+            <w:tcW w:w="1728" w:type="dxa"/>
           </w:tcPr>
           <w:p>
             <w:r>
@@ -189,7 +189,7 @@
       <w:tr>
         <w:tc>
           <w:tcPr>
-            <w:tcW w:type="dxa" w:w="1728"/>
+            <w:tcW w:w="1728" w:type="dxa"/>
           </w:tcPr>
           <w:p>
             <w:r>
@@ -199,7 +199,7 @@
         </w:tc>
         <w:tc>
           <w:tcPr>
-            <w:tcW w:type="dxa" w:w="1728"/>
+            <w:tcW w:w="1728" w:type="dxa"/>
           </w:tcPr>
           <w:p>
             <w:r>
@@ -209,7 +209,7 @@
         </w:tc>
         <w:tc>
           <w:tcPr>
-            <w:tcW w:type="dxa" w:w="1728"/>
+            <w:tcW w:w="1728" w:type="dxa"/>
           </w:tcPr>
           <w:p>
             <w:r>
@@ -219,17 +219,20 @@
         </w:tc>
         <w:tc>
           <w:tcPr>
-            <w:tcW w:type="dxa" w:w="1728"/>
-          </w:tcPr>
-          <w:p>
-            <w:r>
-              <w:t>NOT NULL, UNIQUE</w:t>
-            </w:r>
-          </w:p>
-        </w:tc>
-        <w:tc>
-          <w:tcPr>
-            <w:tcW w:type="dxa" w:w="1728"/>
+            <w:tcW w:w="1728" w:type="dxa"/>
+          </w:tcPr>
+          <w:p>
+            <w:r>
+              <w:t xml:space="preserve">NOT NULL, </w:t>
+            </w:r>
+            <w:r>
+              <w:t>UNIQUE</w:t>
+            </w:r>
+          </w:p>
+        </w:tc>
+        <w:tc>
+          <w:tcPr>
+            <w:tcW w:w="1728" w:type="dxa"/>
           </w:tcPr>
           <w:p>
             <w:r>
@@ -241,7 +244,7 @@
       <w:tr>
         <w:tc>
           <w:tcPr>
-            <w:tcW w:type="dxa" w:w="1728"/>
+            <w:tcW w:w="1728" w:type="dxa"/>
           </w:tcPr>
           <w:p>
             <w:r>
@@ -251,7 +254,7 @@
         </w:tc>
         <w:tc>
           <w:tcPr>
-            <w:tcW w:type="dxa" w:w="1728"/>
+            <w:tcW w:w="1728" w:type="dxa"/>
           </w:tcPr>
           <w:p>
             <w:r>
@@ -261,7 +264,7 @@
         </w:tc>
         <w:tc>
           <w:tcPr>
-            <w:tcW w:type="dxa" w:w="1728"/>
+            <w:tcW w:w="1728" w:type="dxa"/>
           </w:tcPr>
           <w:p>
             <w:r>
@@ -271,9 +274,12 @@
         </w:tc>
         <w:tc>
           <w:tcPr>
-            <w:tcW w:type="dxa" w:w="1728"/>
-          </w:tcPr>
-          <w:p>
+            <w:tcW w:w="1728" w:type="dxa"/>
+          </w:tcPr>
+          <w:p>
+            <w:r>
+              <w:t xml:space="preserve">NOT </w:t>
+            </w:r>
             <w:r>
               <w:t>NULL</w:t>
             </w:r>
@@ -281,7 +287,7 @@
         </w:tc>
         <w:tc>
           <w:tcPr>
-            <w:tcW w:type="dxa" w:w="1728"/>
+            <w:tcW w:w="1728" w:type="dxa"/>
           </w:tcPr>
           <w:p>
             <w:r>
@@ -293,7 +299,7 @@
       <w:tr>
         <w:tc>
           <w:tcPr>
-            <w:tcW w:type="dxa" w:w="1728"/>
+            <w:tcW w:w="1728" w:type="dxa"/>
           </w:tcPr>
           <w:p>
             <w:r>
@@ -303,7 +309,7 @@
         </w:tc>
         <w:tc>
           <w:tcPr>
-            <w:tcW w:type="dxa" w:w="1728"/>
+            <w:tcW w:w="1728" w:type="dxa"/>
           </w:tcPr>
           <w:p>
             <w:r>
@@ -313,7 +319,7 @@
         </w:tc>
         <w:tc>
           <w:tcPr>
-            <w:tcW w:type="dxa" w:w="1728"/>
+            <w:tcW w:w="1728" w:type="dxa"/>
           </w:tcPr>
           <w:p>
             <w:r>
@@ -323,7 +329,7 @@
         </w:tc>
         <w:tc>
           <w:tcPr>
-            <w:tcW w:type="dxa" w:w="1728"/>
+            <w:tcW w:w="1728" w:type="dxa"/>
           </w:tcPr>
           <w:p>
             <w:r>
@@ -333,7 +339,7 @@
         </w:tc>
         <w:tc>
           <w:tcPr>
-            <w:tcW w:type="dxa" w:w="1728"/>
+            <w:tcW w:w="1728" w:type="dxa"/>
           </w:tcPr>
           <w:p>
             <w:r>
@@ -345,7 +351,7 @@
       <w:tr>
         <w:tc>
           <w:tcPr>
-            <w:tcW w:type="dxa" w:w="1728"/>
+            <w:tcW w:w="1728" w:type="dxa"/>
           </w:tcPr>
           <w:p>
             <w:r>
@@ -355,7 +361,7 @@
         </w:tc>
         <w:tc>
           <w:tcPr>
-            <w:tcW w:type="dxa" w:w="1728"/>
+            <w:tcW w:w="1728" w:type="dxa"/>
           </w:tcPr>
           <w:p>
             <w:r>
@@ -365,7 +371,7 @@
         </w:tc>
         <w:tc>
           <w:tcPr>
-            <w:tcW w:type="dxa" w:w="1728"/>
+            <w:tcW w:w="1728" w:type="dxa"/>
           </w:tcPr>
           <w:p>
             <w:r>
@@ -375,7 +381,7 @@
         </w:tc>
         <w:tc>
           <w:tcPr>
-            <w:tcW w:type="dxa" w:w="1728"/>
+            <w:tcW w:w="1728" w:type="dxa"/>
           </w:tcPr>
           <w:p>
             <w:r>
@@ -385,7 +391,7 @@
         </w:tc>
         <w:tc>
           <w:tcPr>
-            <w:tcW w:type="dxa" w:w="1728"/>
+            <w:tcW w:w="1728" w:type="dxa"/>
           </w:tcPr>
           <w:p>
             <w:r>
@@ -397,7 +403,7 @@
       <w:tr>
         <w:tc>
           <w:tcPr>
-            <w:tcW w:type="dxa" w:w="1728"/>
+            <w:tcW w:w="1728" w:type="dxa"/>
           </w:tcPr>
           <w:p>
             <w:r>
@@ -407,7 +413,7 @@
         </w:tc>
         <w:tc>
           <w:tcPr>
-            <w:tcW w:type="dxa" w:w="1728"/>
+            <w:tcW w:w="1728" w:type="dxa"/>
           </w:tcPr>
           <w:p>
             <w:r>
@@ -417,7 +423,7 @@
         </w:tc>
         <w:tc>
           <w:tcPr>
-            <w:tcW w:type="dxa" w:w="1728"/>
+            <w:tcW w:w="1728" w:type="dxa"/>
           </w:tcPr>
           <w:p>
             <w:r>
@@ -427,7 +433,7 @@
         </w:tc>
         <w:tc>
           <w:tcPr>
-            <w:tcW w:type="dxa" w:w="1728"/>
+            <w:tcW w:w="1728" w:type="dxa"/>
           </w:tcPr>
           <w:p>
             <w:r>
@@ -437,11 +443,14 @@
         </w:tc>
         <w:tc>
           <w:tcPr>
-            <w:tcW w:type="dxa" w:w="1728"/>
-          </w:tcPr>
-          <w:p>
-            <w:r>
-              <w:t>Account status</w:t>
+            <w:tcW w:w="1728" w:type="dxa"/>
+          </w:tcPr>
+          <w:p>
+            <w:r>
+              <w:t>Account</w:t>
+            </w:r>
+            <w:r>
+              <w:t xml:space="preserve"> status</w:t>
             </w:r>
           </w:p>
         </w:tc>
@@ -449,7 +458,7 @@
       <w:tr>
         <w:tc>
           <w:tcPr>
-            <w:tcW w:type="dxa" w:w="1728"/>
+            <w:tcW w:w="1728" w:type="dxa"/>
           </w:tcPr>
           <w:p>
             <w:r>
@@ -459,7 +468,7 @@
         </w:tc>
         <w:tc>
           <w:tcPr>
-            <w:tcW w:type="dxa" w:w="1728"/>
+            <w:tcW w:w="1728" w:type="dxa"/>
           </w:tcPr>
           <w:p>
             <w:r>
@@ -469,7 +478,7 @@
         </w:tc>
         <w:tc>
           <w:tcPr>
-            <w:tcW w:type="dxa" w:w="1728"/>
+            <w:tcW w:w="1728" w:type="dxa"/>
           </w:tcPr>
           <w:p>
             <w:r>
@@ -479,7 +488,7 @@
         </w:tc>
         <w:tc>
           <w:tcPr>
-            <w:tcW w:type="dxa" w:w="1728"/>
+            <w:tcW w:w="1728" w:type="dxa"/>
           </w:tcPr>
           <w:p>
             <w:r>
@@ -489,7 +498,7 @@
         </w:tc>
         <w:tc>
           <w:tcPr>
-            <w:tcW w:type="dxa" w:w="1728"/>
+            <w:tcW w:w="1728" w:type="dxa"/>
           </w:tcPr>
           <w:p>
             <w:r>
@@ -509,20 +518,20 @@
     </w:p>
     <w:tbl>
       <w:tblPr>
-        <w:tblW w:type="auto" w:w="0"/>
-        <w:tblLook w:firstColumn="1" w:firstRow="1" w:lastColumn="0" w:lastRow="0" w:noHBand="0" w:noVBand="1" w:val="04A0"/>
+        <w:tblW w:w="0" w:type="auto"/>
+        <w:tblLook w:val="04A0"/>
       </w:tblPr>
       <w:tblGrid>
-        <w:gridCol w:w="1728"/>
-        <w:gridCol w:w="1728"/>
-        <w:gridCol w:w="1728"/>
-        <w:gridCol w:w="1728"/>
-        <w:gridCol w:w="1728"/>
+        <w:gridCol w:w="1722"/>
+        <w:gridCol w:w="1691"/>
+        <w:gridCol w:w="1652"/>
+        <w:gridCol w:w="2091"/>
+        <w:gridCol w:w="1700"/>
       </w:tblGrid>
       <w:tr>
         <w:tc>
           <w:tcPr>
-            <w:tcW w:type="dxa" w:w="1728"/>
+            <w:tcW w:w="1728" w:type="dxa"/>
           </w:tcPr>
           <w:p>
             <w:r>
@@ -532,7 +541,7 @@
         </w:tc>
         <w:tc>
           <w:tcPr>
-            <w:tcW w:type="dxa" w:w="1728"/>
+            <w:tcW w:w="1728" w:type="dxa"/>
           </w:tcPr>
           <w:p>
             <w:r>
@@ -542,7 +551,7 @@
         </w:tc>
         <w:tc>
           <w:tcPr>
-            <w:tcW w:type="dxa" w:w="1728"/>
+            <w:tcW w:w="1728" w:type="dxa"/>
           </w:tcPr>
           <w:p>
             <w:r>
@@ -552,7 +561,7 @@
         </w:tc>
         <w:tc>
           <w:tcPr>
-            <w:tcW w:type="dxa" w:w="1728"/>
+            <w:tcW w:w="1728" w:type="dxa"/>
           </w:tcPr>
           <w:p>
             <w:r>
@@ -562,7 +571,7 @@
         </w:tc>
         <w:tc>
           <w:tcPr>
-            <w:tcW w:type="dxa" w:w="1728"/>
+            <w:tcW w:w="1728" w:type="dxa"/>
           </w:tcPr>
           <w:p>
             <w:r>
@@ -574,7 +583,7 @@
       <w:tr>
         <w:tc>
           <w:tcPr>
-            <w:tcW w:type="dxa" w:w="1728"/>
+            <w:tcW w:w="1728" w:type="dxa"/>
           </w:tcPr>
           <w:p>
             <w:r>
@@ -584,7 +593,7 @@
         </w:tc>
         <w:tc>
           <w:tcPr>
-            <w:tcW w:type="dxa" w:w="1728"/>
+            <w:tcW w:w="1728" w:type="dxa"/>
           </w:tcPr>
           <w:p>
             <w:r>
@@ -594,7 +603,7 @@
         </w:tc>
         <w:tc>
           <w:tcPr>
-            <w:tcW w:type="dxa" w:w="1728"/>
+            <w:tcW w:w="1728" w:type="dxa"/>
           </w:tcPr>
           <w:p>
             <w:r>
@@ -604,7 +613,7 @@
         </w:tc>
         <w:tc>
           <w:tcPr>
-            <w:tcW w:type="dxa" w:w="1728"/>
+            <w:tcW w:w="1728" w:type="dxa"/>
           </w:tcPr>
           <w:p>
             <w:r>
@@ -614,7 +623,7 @@
         </w:tc>
         <w:tc>
           <w:tcPr>
-            <w:tcW w:type="dxa" w:w="1728"/>
+            <w:tcW w:w="1728" w:type="dxa"/>
           </w:tcPr>
           <w:p>
             <w:r>
@@ -626,7 +635,7 @@
       <w:tr>
         <w:tc>
           <w:tcPr>
-            <w:tcW w:type="dxa" w:w="1728"/>
+            <w:tcW w:w="1728" w:type="dxa"/>
           </w:tcPr>
           <w:p>
             <w:r>
@@ -636,7 +645,7 @@
         </w:tc>
         <w:tc>
           <w:tcPr>
-            <w:tcW w:type="dxa" w:w="1728"/>
+            <w:tcW w:w="1728" w:type="dxa"/>
           </w:tcPr>
           <w:p>
             <w:r>
@@ -646,7 +655,7 @@
         </w:tc>
         <w:tc>
           <w:tcPr>
-            <w:tcW w:type="dxa" w:w="1728"/>
+            <w:tcW w:w="1728" w:type="dxa"/>
           </w:tcPr>
           <w:p>
             <w:r>
@@ -656,17 +665,20 @@
         </w:tc>
         <w:tc>
           <w:tcPr>
-            <w:tcW w:type="dxa" w:w="1728"/>
-          </w:tcPr>
-          <w:p>
-            <w:r>
-              <w:t>NOT NULL, UNIQUE</w:t>
-            </w:r>
-          </w:p>
-        </w:tc>
-        <w:tc>
-          <w:tcPr>
-            <w:tcW w:type="dxa" w:w="1728"/>
+            <w:tcW w:w="1728" w:type="dxa"/>
+          </w:tcPr>
+          <w:p>
+            <w:r>
+              <w:t xml:space="preserve">NOT NULL, </w:t>
+            </w:r>
+            <w:r>
+              <w:t>UNIQUE</w:t>
+            </w:r>
+          </w:p>
+        </w:tc>
+        <w:tc>
+          <w:tcPr>
+            <w:tcW w:w="1728" w:type="dxa"/>
           </w:tcPr>
           <w:p>
             <w:r>
@@ -681,25 +693,26 @@
         <w:pStyle w:val="Heading2"/>
       </w:pPr>
       <w:r>
+        <w:lastRenderedPageBreak/>
         <w:t>Table: events</w:t>
       </w:r>
     </w:p>
     <w:tbl>
       <w:tblPr>
-        <w:tblW w:type="auto" w:w="0"/>
-        <w:tblLook w:firstColumn="1" w:firstRow="1" w:lastColumn="0" w:lastRow="0" w:noHBand="0" w:noVBand="1" w:val="04A0"/>
+        <w:tblW w:w="0" w:type="auto"/>
+        <w:tblLook w:val="04A0"/>
       </w:tblPr>
       <w:tblGrid>
-        <w:gridCol w:w="1728"/>
-        <w:gridCol w:w="1728"/>
-        <w:gridCol w:w="1728"/>
-        <w:gridCol w:w="1728"/>
-        <w:gridCol w:w="1728"/>
+        <w:gridCol w:w="1359"/>
+        <w:gridCol w:w="1185"/>
+        <w:gridCol w:w="3181"/>
+        <w:gridCol w:w="2023"/>
+        <w:gridCol w:w="1108"/>
       </w:tblGrid>
       <w:tr>
         <w:tc>
           <w:tcPr>
-            <w:tcW w:type="dxa" w:w="1728"/>
+            <w:tcW w:w="1728" w:type="dxa"/>
           </w:tcPr>
           <w:p>
             <w:r>
@@ -709,7 +722,7 @@
         </w:tc>
         <w:tc>
           <w:tcPr>
-            <w:tcW w:type="dxa" w:w="1728"/>
+            <w:tcW w:w="1728" w:type="dxa"/>
           </w:tcPr>
           <w:p>
             <w:r>
@@ -719,7 +732,7 @@
         </w:tc>
         <w:tc>
           <w:tcPr>
-            <w:tcW w:type="dxa" w:w="1728"/>
+            <w:tcW w:w="1728" w:type="dxa"/>
           </w:tcPr>
           <w:p>
             <w:r>
@@ -729,7 +742,7 @@
         </w:tc>
         <w:tc>
           <w:tcPr>
-            <w:tcW w:type="dxa" w:w="1728"/>
+            <w:tcW w:w="1728" w:type="dxa"/>
           </w:tcPr>
           <w:p>
             <w:r>
@@ -739,7 +752,7 @@
         </w:tc>
         <w:tc>
           <w:tcPr>
-            <w:tcW w:type="dxa" w:w="1728"/>
+            <w:tcW w:w="1728" w:type="dxa"/>
           </w:tcPr>
           <w:p>
             <w:r>
@@ -751,7 +764,7 @@
       <w:tr>
         <w:tc>
           <w:tcPr>
-            <w:tcW w:type="dxa" w:w="1728"/>
+            <w:tcW w:w="1728" w:type="dxa"/>
           </w:tcPr>
           <w:p>
             <w:r>
@@ -761,7 +774,7 @@
         </w:tc>
         <w:tc>
           <w:tcPr>
-            <w:tcW w:type="dxa" w:w="1728"/>
+            <w:tcW w:w="1728" w:type="dxa"/>
           </w:tcPr>
           <w:p>
             <w:r>
@@ -771,7 +784,7 @@
         </w:tc>
         <w:tc>
           <w:tcPr>
-            <w:tcW w:type="dxa" w:w="1728"/>
+            <w:tcW w:w="1728" w:type="dxa"/>
           </w:tcPr>
           <w:p>
             <w:r>
@@ -781,7 +794,7 @@
         </w:tc>
         <w:tc>
           <w:tcPr>
-            <w:tcW w:type="dxa" w:w="1728"/>
+            <w:tcW w:w="1728" w:type="dxa"/>
           </w:tcPr>
           <w:p>
             <w:r>
@@ -791,7 +804,7 @@
         </w:tc>
         <w:tc>
           <w:tcPr>
-            <w:tcW w:type="dxa" w:w="1728"/>
+            <w:tcW w:w="1728" w:type="dxa"/>
           </w:tcPr>
           <w:p>
             <w:r>
@@ -803,7 +816,7 @@
       <w:tr>
         <w:tc>
           <w:tcPr>
-            <w:tcW w:type="dxa" w:w="1728"/>
+            <w:tcW w:w="1728" w:type="dxa"/>
           </w:tcPr>
           <w:p>
             <w:r>
@@ -813,7 +826,7 @@
         </w:tc>
         <w:tc>
           <w:tcPr>
-            <w:tcW w:type="dxa" w:w="1728"/>
+            <w:tcW w:w="1728" w:type="dxa"/>
           </w:tcPr>
           <w:p>
             <w:r>
@@ -823,7 +836,7 @@
         </w:tc>
         <w:tc>
           <w:tcPr>
-            <w:tcW w:type="dxa" w:w="1728"/>
+            <w:tcW w:w="1728" w:type="dxa"/>
           </w:tcPr>
           <w:p>
             <w:r>
@@ -833,7 +846,7 @@
         </w:tc>
         <w:tc>
           <w:tcPr>
-            <w:tcW w:type="dxa" w:w="1728"/>
+            <w:tcW w:w="1728" w:type="dxa"/>
           </w:tcPr>
           <w:p>
             <w:r>
@@ -843,7 +856,7 @@
         </w:tc>
         <w:tc>
           <w:tcPr>
-            <w:tcW w:type="dxa" w:w="1728"/>
+            <w:tcW w:w="1728" w:type="dxa"/>
           </w:tcPr>
           <w:p>
             <w:r>
@@ -855,7 +868,7 @@
       <w:tr>
         <w:tc>
           <w:tcPr>
-            <w:tcW w:type="dxa" w:w="1728"/>
+            <w:tcW w:w="1728" w:type="dxa"/>
           </w:tcPr>
           <w:p>
             <w:r>
@@ -865,7 +878,7 @@
         </w:tc>
         <w:tc>
           <w:tcPr>
-            <w:tcW w:type="dxa" w:w="1728"/>
+            <w:tcW w:w="1728" w:type="dxa"/>
           </w:tcPr>
           <w:p>
             <w:r>
@@ -875,7 +888,7 @@
         </w:tc>
         <w:tc>
           <w:tcPr>
-            <w:tcW w:type="dxa" w:w="1728"/>
+            <w:tcW w:w="1728" w:type="dxa"/>
           </w:tcPr>
           <w:p>
             <w:r>
@@ -885,7 +898,7 @@
         </w:tc>
         <w:tc>
           <w:tcPr>
-            <w:tcW w:type="dxa" w:w="1728"/>
+            <w:tcW w:w="1728" w:type="dxa"/>
           </w:tcPr>
           <w:p>
             <w:r>
@@ -895,7 +908,7 @@
         </w:tc>
         <w:tc>
           <w:tcPr>
-            <w:tcW w:type="dxa" w:w="1728"/>
+            <w:tcW w:w="1728" w:type="dxa"/>
           </w:tcPr>
           <w:p>
             <w:r>
@@ -907,7 +920,7 @@
       <w:tr>
         <w:tc>
           <w:tcPr>
-            <w:tcW w:type="dxa" w:w="1728"/>
+            <w:tcW w:w="1728" w:type="dxa"/>
           </w:tcPr>
           <w:p>
             <w:r>
@@ -917,7 +930,7 @@
         </w:tc>
         <w:tc>
           <w:tcPr>
-            <w:tcW w:type="dxa" w:w="1728"/>
+            <w:tcW w:w="1728" w:type="dxa"/>
           </w:tcPr>
           <w:p>
             <w:r>
@@ -927,7 +940,7 @@
         </w:tc>
         <w:tc>
           <w:tcPr>
-            <w:tcW w:type="dxa" w:w="1728"/>
+            <w:tcW w:w="1728" w:type="dxa"/>
           </w:tcPr>
           <w:p>
             <w:r>
@@ -937,7 +950,7 @@
         </w:tc>
         <w:tc>
           <w:tcPr>
-            <w:tcW w:type="dxa" w:w="1728"/>
+            <w:tcW w:w="1728" w:type="dxa"/>
           </w:tcPr>
           <w:p>
             <w:r>
@@ -947,7 +960,7 @@
         </w:tc>
         <w:tc>
           <w:tcPr>
-            <w:tcW w:type="dxa" w:w="1728"/>
+            <w:tcW w:w="1728" w:type="dxa"/>
           </w:tcPr>
           <w:p>
             <w:r>
@@ -959,7 +972,7 @@
       <w:tr>
         <w:tc>
           <w:tcPr>
-            <w:tcW w:type="dxa" w:w="1728"/>
+            <w:tcW w:w="1728" w:type="dxa"/>
           </w:tcPr>
           <w:p>
             <w:r>
@@ -969,7 +982,7 @@
         </w:tc>
         <w:tc>
           <w:tcPr>
-            <w:tcW w:type="dxa" w:w="1728"/>
+            <w:tcW w:w="1728" w:type="dxa"/>
           </w:tcPr>
           <w:p>
             <w:r>
@@ -979,7 +992,7 @@
         </w:tc>
         <w:tc>
           <w:tcPr>
-            <w:tcW w:type="dxa" w:w="1728"/>
+            <w:tcW w:w="1728" w:type="dxa"/>
           </w:tcPr>
           <w:p>
             <w:r>
@@ -989,7 +1002,7 @@
         </w:tc>
         <w:tc>
           <w:tcPr>
-            <w:tcW w:type="dxa" w:w="1728"/>
+            <w:tcW w:w="1728" w:type="dxa"/>
           </w:tcPr>
           <w:p>
             <w:r>
@@ -999,7 +1012,7 @@
         </w:tc>
         <w:tc>
           <w:tcPr>
-            <w:tcW w:type="dxa" w:w="1728"/>
+            <w:tcW w:w="1728" w:type="dxa"/>
           </w:tcPr>
           <w:p>
             <w:r>
@@ -1011,7 +1024,7 @@
       <w:tr>
         <w:tc>
           <w:tcPr>
-            <w:tcW w:type="dxa" w:w="1728"/>
+            <w:tcW w:w="1728" w:type="dxa"/>
           </w:tcPr>
           <w:p>
             <w:r>
@@ -1021,7 +1034,7 @@
         </w:tc>
         <w:tc>
           <w:tcPr>
-            <w:tcW w:type="dxa" w:w="1728"/>
+            <w:tcW w:w="1728" w:type="dxa"/>
           </w:tcPr>
           <w:p>
             <w:r>
@@ -1031,7 +1044,7 @@
         </w:tc>
         <w:tc>
           <w:tcPr>
-            <w:tcW w:type="dxa" w:w="1728"/>
+            <w:tcW w:w="1728" w:type="dxa"/>
           </w:tcPr>
           <w:p>
             <w:r>
@@ -1041,7 +1054,7 @@
         </w:tc>
         <w:tc>
           <w:tcPr>
-            <w:tcW w:type="dxa" w:w="1728"/>
+            <w:tcW w:w="1728" w:type="dxa"/>
           </w:tcPr>
           <w:p>
             <w:r>
@@ -1051,7 +1064,7 @@
         </w:tc>
         <w:tc>
           <w:tcPr>
-            <w:tcW w:type="dxa" w:w="1728"/>
+            <w:tcW w:w="1728" w:type="dxa"/>
           </w:tcPr>
           <w:p>
             <w:r>
@@ -1063,7 +1076,7 @@
       <w:tr>
         <w:tc>
           <w:tcPr>
-            <w:tcW w:type="dxa" w:w="1728"/>
+            <w:tcW w:w="1728" w:type="dxa"/>
           </w:tcPr>
           <w:p>
             <w:r>
@@ -1073,7 +1086,7 @@
         </w:tc>
         <w:tc>
           <w:tcPr>
-            <w:tcW w:type="dxa" w:w="1728"/>
+            <w:tcW w:w="1728" w:type="dxa"/>
           </w:tcPr>
           <w:p>
             <w:r>
@@ -1083,7 +1096,7 @@
         </w:tc>
         <w:tc>
           <w:tcPr>
-            <w:tcW w:type="dxa" w:w="1728"/>
+            <w:tcW w:w="1728" w:type="dxa"/>
           </w:tcPr>
           <w:p>
             <w:r>
@@ -1093,7 +1106,7 @@
         </w:tc>
         <w:tc>
           <w:tcPr>
-            <w:tcW w:type="dxa" w:w="1728"/>
+            <w:tcW w:w="1728" w:type="dxa"/>
           </w:tcPr>
           <w:p>
             <w:r>
@@ -1103,7 +1116,7 @@
         </w:tc>
         <w:tc>
           <w:tcPr>
-            <w:tcW w:type="dxa" w:w="1728"/>
+            <w:tcW w:w="1728" w:type="dxa"/>
           </w:tcPr>
           <w:p>
             <w:r>
@@ -1115,7 +1128,7 @@
       <w:tr>
         <w:tc>
           <w:tcPr>
-            <w:tcW w:type="dxa" w:w="1728"/>
+            <w:tcW w:w="1728" w:type="dxa"/>
           </w:tcPr>
           <w:p>
             <w:r>
@@ -1125,7 +1138,7 @@
         </w:tc>
         <w:tc>
           <w:tcPr>
-            <w:tcW w:type="dxa" w:w="1728"/>
+            <w:tcW w:w="1728" w:type="dxa"/>
           </w:tcPr>
           <w:p>
             <w:r>
@@ -1135,7 +1148,7 @@
         </w:tc>
         <w:tc>
           <w:tcPr>
-            <w:tcW w:type="dxa" w:w="1728"/>
+            <w:tcW w:w="1728" w:type="dxa"/>
           </w:tcPr>
           <w:p>
             <w:r>
@@ -1145,7 +1158,7 @@
         </w:tc>
         <w:tc>
           <w:tcPr>
-            <w:tcW w:type="dxa" w:w="1728"/>
+            <w:tcW w:w="1728" w:type="dxa"/>
           </w:tcPr>
           <w:p>
             <w:r>
@@ -1155,7 +1168,7 @@
         </w:tc>
         <w:tc>
           <w:tcPr>
-            <w:tcW w:type="dxa" w:w="1728"/>
+            <w:tcW w:w="1728" w:type="dxa"/>
           </w:tcPr>
           <w:p>
             <w:r>
@@ -1167,7 +1180,7 @@
       <w:tr>
         <w:tc>
           <w:tcPr>
-            <w:tcW w:type="dxa" w:w="1728"/>
+            <w:tcW w:w="1728" w:type="dxa"/>
           </w:tcPr>
           <w:p>
             <w:r>
@@ -1177,7 +1190,7 @@
         </w:tc>
         <w:tc>
           <w:tcPr>
-            <w:tcW w:type="dxa" w:w="1728"/>
+            <w:tcW w:w="1728" w:type="dxa"/>
           </w:tcPr>
           <w:p>
             <w:r>
@@ -1187,7 +1200,7 @@
         </w:tc>
         <w:tc>
           <w:tcPr>
-            <w:tcW w:type="dxa" w:w="1728"/>
+            <w:tcW w:w="1728" w:type="dxa"/>
           </w:tcPr>
           <w:p>
             <w:r>
@@ -1197,7 +1210,7 @@
         </w:tc>
         <w:tc>
           <w:tcPr>
-            <w:tcW w:type="dxa" w:w="1728"/>
+            <w:tcW w:w="1728" w:type="dxa"/>
           </w:tcPr>
           <w:p>
             <w:r>
@@ -1207,11 +1220,14 @@
         </w:tc>
         <w:tc>
           <w:tcPr>
-            <w:tcW w:type="dxa" w:w="1728"/>
-          </w:tcPr>
-          <w:p>
-            <w:r>
-              <w:t>Event poster image path</w:t>
+            <w:tcW w:w="1728" w:type="dxa"/>
+          </w:tcPr>
+          <w:p>
+            <w:r>
+              <w:t xml:space="preserve">Event </w:t>
+            </w:r>
+            <w:r>
+              <w:t>poster image path</w:t>
             </w:r>
           </w:p>
         </w:tc>
@@ -1219,7 +1235,7 @@
       <w:tr>
         <w:tc>
           <w:tcPr>
-            <w:tcW w:type="dxa" w:w="1728"/>
+            <w:tcW w:w="1728" w:type="dxa"/>
           </w:tcPr>
           <w:p>
             <w:r>
@@ -1229,7 +1245,7 @@
         </w:tc>
         <w:tc>
           <w:tcPr>
-            <w:tcW w:type="dxa" w:w="1728"/>
+            <w:tcW w:w="1728" w:type="dxa"/>
           </w:tcPr>
           <w:p>
             <w:r>
@@ -1239,7 +1255,7 @@
         </w:tc>
         <w:tc>
           <w:tcPr>
-            <w:tcW w:type="dxa" w:w="1728"/>
+            <w:tcW w:w="1728" w:type="dxa"/>
           </w:tcPr>
           <w:p>
             <w:r>
@@ -1249,7 +1265,7 @@
         </w:tc>
         <w:tc>
           <w:tcPr>
-            <w:tcW w:type="dxa" w:w="1728"/>
+            <w:tcW w:w="1728" w:type="dxa"/>
           </w:tcPr>
           <w:p>
             <w:r>
@@ -1259,7 +1275,7 @@
         </w:tc>
         <w:tc>
           <w:tcPr>
-            <w:tcW w:type="dxa" w:w="1728"/>
+            <w:tcW w:w="1728" w:type="dxa"/>
           </w:tcPr>
           <w:p>
             <w:r>
@@ -1271,7 +1287,7 @@
       <w:tr>
         <w:tc>
           <w:tcPr>
-            <w:tcW w:type="dxa" w:w="1728"/>
+            <w:tcW w:w="1728" w:type="dxa"/>
           </w:tcPr>
           <w:p>
             <w:r>
@@ -1281,7 +1297,7 @@
         </w:tc>
         <w:tc>
           <w:tcPr>
-            <w:tcW w:type="dxa" w:w="1728"/>
+            <w:tcW w:w="1728" w:type="dxa"/>
           </w:tcPr>
           <w:p>
             <w:r>
@@ -1291,7 +1307,7 @@
         </w:tc>
         <w:tc>
           <w:tcPr>
-            <w:tcW w:type="dxa" w:w="1728"/>
+            <w:tcW w:w="1728" w:type="dxa"/>
           </w:tcPr>
           <w:p>
             <w:r>
@@ -1301,7 +1317,7 @@
         </w:tc>
         <w:tc>
           <w:tcPr>
-            <w:tcW w:type="dxa" w:w="1728"/>
+            <w:tcW w:w="1728" w:type="dxa"/>
           </w:tcPr>
           <w:p>
             <w:r>
@@ -1311,7 +1327,7 @@
         </w:tc>
         <w:tc>
           <w:tcPr>
-            <w:tcW w:type="dxa" w:w="1728"/>
+            <w:tcW w:w="1728" w:type="dxa"/>
           </w:tcPr>
           <w:p>
             <w:r>
@@ -1323,7 +1339,7 @@
       <w:tr>
         <w:tc>
           <w:tcPr>
-            <w:tcW w:type="dxa" w:w="1728"/>
+            <w:tcW w:w="1728" w:type="dxa"/>
           </w:tcPr>
           <w:p>
             <w:r>
@@ -1333,7 +1349,7 @@
         </w:tc>
         <w:tc>
           <w:tcPr>
-            <w:tcW w:type="dxa" w:w="1728"/>
+            <w:tcW w:w="1728" w:type="dxa"/>
           </w:tcPr>
           <w:p>
             <w:r>
@@ -1343,7 +1359,7 @@
         </w:tc>
         <w:tc>
           <w:tcPr>
-            <w:tcW w:type="dxa" w:w="1728"/>
+            <w:tcW w:w="1728" w:type="dxa"/>
           </w:tcPr>
           <w:p>
             <w:r>
@@ -1353,7 +1369,7 @@
         </w:tc>
         <w:tc>
           <w:tcPr>
-            <w:tcW w:type="dxa" w:w="1728"/>
+            <w:tcW w:w="1728" w:type="dxa"/>
           </w:tcPr>
           <w:p>
             <w:r>
@@ -1363,7 +1379,7 @@
         </w:tc>
         <w:tc>
           <w:tcPr>
-            <w:tcW w:type="dxa" w:w="1728"/>
+            <w:tcW w:w="1728" w:type="dxa"/>
           </w:tcPr>
           <w:p>
             <w:r>
@@ -1375,17 +1391,18 @@
       <w:tr>
         <w:tc>
           <w:tcPr>
-            <w:tcW w:type="dxa" w:w="1728"/>
-          </w:tcPr>
-          <w:p>
-            <w:r>
+            <w:tcW w:w="1728" w:type="dxa"/>
+          </w:tcPr>
+          <w:p>
+            <w:r>
+              <w:lastRenderedPageBreak/>
               <w:t>total_seats</w:t>
             </w:r>
           </w:p>
         </w:tc>
         <w:tc>
           <w:tcPr>
-            <w:tcW w:type="dxa" w:w="1728"/>
+            <w:tcW w:w="1728" w:type="dxa"/>
           </w:tcPr>
           <w:p>
             <w:r>
@@ -1395,7 +1412,7 @@
         </w:tc>
         <w:tc>
           <w:tcPr>
-            <w:tcW w:type="dxa" w:w="1728"/>
+            <w:tcW w:w="1728" w:type="dxa"/>
           </w:tcPr>
           <w:p>
             <w:r>
@@ -1405,7 +1422,7 @@
         </w:tc>
         <w:tc>
           <w:tcPr>
-            <w:tcW w:type="dxa" w:w="1728"/>
+            <w:tcW w:w="1728" w:type="dxa"/>
           </w:tcPr>
           <w:p>
             <w:r>
@@ -1415,7 +1432,7 @@
         </w:tc>
         <w:tc>
           <w:tcPr>
-            <w:tcW w:type="dxa" w:w="1728"/>
+            <w:tcW w:w="1728" w:type="dxa"/>
           </w:tcPr>
           <w:p>
             <w:r>
@@ -1427,7 +1444,7 @@
       <w:tr>
         <w:tc>
           <w:tcPr>
-            <w:tcW w:type="dxa" w:w="1728"/>
+            <w:tcW w:w="1728" w:type="dxa"/>
           </w:tcPr>
           <w:p>
             <w:r>
@@ -1437,7 +1454,7 @@
         </w:tc>
         <w:tc>
           <w:tcPr>
-            <w:tcW w:type="dxa" w:w="1728"/>
+            <w:tcW w:w="1728" w:type="dxa"/>
           </w:tcPr>
           <w:p>
             <w:r>
@@ -1447,7 +1464,7 @@
         </w:tc>
         <w:tc>
           <w:tcPr>
-            <w:tcW w:type="dxa" w:w="1728"/>
+            <w:tcW w:w="1728" w:type="dxa"/>
           </w:tcPr>
           <w:p>
             <w:r>
@@ -1457,7 +1474,7 @@
         </w:tc>
         <w:tc>
           <w:tcPr>
-            <w:tcW w:type="dxa" w:w="1728"/>
+            <w:tcW w:w="1728" w:type="dxa"/>
           </w:tcPr>
           <w:p>
             <w:r>
@@ -1467,7 +1484,7 @@
         </w:tc>
         <w:tc>
           <w:tcPr>
-            <w:tcW w:type="dxa" w:w="1728"/>
+            <w:tcW w:w="1728" w:type="dxa"/>
           </w:tcPr>
           <w:p>
             <w:r>
@@ -1479,7 +1496,7 @@
       <w:tr>
         <w:tc>
           <w:tcPr>
-            <w:tcW w:type="dxa" w:w="1728"/>
+            <w:tcW w:w="1728" w:type="dxa"/>
           </w:tcPr>
           <w:p>
             <w:r>
@@ -1489,7 +1506,7 @@
         </w:tc>
         <w:tc>
           <w:tcPr>
-            <w:tcW w:type="dxa" w:w="1728"/>
+            <w:tcW w:w="1728" w:type="dxa"/>
           </w:tcPr>
           <w:p>
             <w:r>
@@ -1499,7 +1516,7 @@
         </w:tc>
         <w:tc>
           <w:tcPr>
-            <w:tcW w:type="dxa" w:w="1728"/>
+            <w:tcW w:w="1728" w:type="dxa"/>
           </w:tcPr>
           <w:p>
             <w:r>
@@ -1509,7 +1526,7 @@
         </w:tc>
         <w:tc>
           <w:tcPr>
-            <w:tcW w:type="dxa" w:w="1728"/>
+            <w:tcW w:w="1728" w:type="dxa"/>
           </w:tcPr>
           <w:p>
             <w:r>
@@ -1519,7 +1536,7 @@
         </w:tc>
         <w:tc>
           <w:tcPr>
-            <w:tcW w:type="dxa" w:w="1728"/>
+            <w:tcW w:w="1728" w:type="dxa"/>
           </w:tcPr>
           <w:p>
             <w:r>
@@ -1539,20 +1556,20 @@
     </w:p>
     <w:tbl>
       <w:tblPr>
-        <w:tblW w:type="auto" w:w="0"/>
-        <w:tblLook w:firstColumn="1" w:firstRow="1" w:lastColumn="0" w:lastRow="0" w:noHBand="0" w:noVBand="1" w:val="04A0"/>
+        <w:tblW w:w="0" w:type="auto"/>
+        <w:tblLook w:val="04A0"/>
       </w:tblPr>
       <w:tblGrid>
-        <w:gridCol w:w="1728"/>
-        <w:gridCol w:w="1728"/>
-        <w:gridCol w:w="1728"/>
-        <w:gridCol w:w="1728"/>
-        <w:gridCol w:w="1728"/>
+        <w:gridCol w:w="1340"/>
+        <w:gridCol w:w="1303"/>
+        <w:gridCol w:w="2698"/>
+        <w:gridCol w:w="2242"/>
+        <w:gridCol w:w="1273"/>
       </w:tblGrid>
       <w:tr>
         <w:tc>
           <w:tcPr>
-            <w:tcW w:type="dxa" w:w="1728"/>
+            <w:tcW w:w="1728" w:type="dxa"/>
           </w:tcPr>
           <w:p>
             <w:r>
@@ -1562,7 +1579,7 @@
         </w:tc>
         <w:tc>
           <w:tcPr>
-            <w:tcW w:type="dxa" w:w="1728"/>
+            <w:tcW w:w="1728" w:type="dxa"/>
           </w:tcPr>
           <w:p>
             <w:r>
@@ -1572,7 +1589,7 @@
         </w:tc>
         <w:tc>
           <w:tcPr>
-            <w:tcW w:type="dxa" w:w="1728"/>
+            <w:tcW w:w="1728" w:type="dxa"/>
           </w:tcPr>
           <w:p>
             <w:r>
@@ -1582,7 +1599,7 @@
         </w:tc>
         <w:tc>
           <w:tcPr>
-            <w:tcW w:type="dxa" w:w="1728"/>
+            <w:tcW w:w="1728" w:type="dxa"/>
           </w:tcPr>
           <w:p>
             <w:r>
@@ -1592,7 +1609,7 @@
         </w:tc>
         <w:tc>
           <w:tcPr>
-            <w:tcW w:type="dxa" w:w="1728"/>
+            <w:tcW w:w="1728" w:type="dxa"/>
           </w:tcPr>
           <w:p>
             <w:r>
@@ -1604,7 +1621,7 @@
       <w:tr>
         <w:tc>
           <w:tcPr>
-            <w:tcW w:type="dxa" w:w="1728"/>
+            <w:tcW w:w="1728" w:type="dxa"/>
           </w:tcPr>
           <w:p>
             <w:r>
@@ -1614,7 +1631,7 @@
         </w:tc>
         <w:tc>
           <w:tcPr>
-            <w:tcW w:type="dxa" w:w="1728"/>
+            <w:tcW w:w="1728" w:type="dxa"/>
           </w:tcPr>
           <w:p>
             <w:r>
@@ -1624,7 +1641,7 @@
         </w:tc>
         <w:tc>
           <w:tcPr>
-            <w:tcW w:type="dxa" w:w="1728"/>
+            <w:tcW w:w="1728" w:type="dxa"/>
           </w:tcPr>
           <w:p>
             <w:r>
@@ -1634,17 +1651,20 @@
         </w:tc>
         <w:tc>
           <w:tcPr>
-            <w:tcW w:type="dxa" w:w="1728"/>
-          </w:tcPr>
-          <w:p>
-            <w:r>
-              <w:t>PK, AUTO_INCREMENT, NOT NULL</w:t>
-            </w:r>
-          </w:p>
-        </w:tc>
-        <w:tc>
-          <w:tcPr>
-            <w:tcW w:type="dxa" w:w="1728"/>
+            <w:tcW w:w="1728" w:type="dxa"/>
+          </w:tcPr>
+          <w:p>
+            <w:r>
+              <w:t xml:space="preserve">PK, AUTO_INCREMENT, </w:t>
+            </w:r>
+            <w:r>
+              <w:t>NOT NULL</w:t>
+            </w:r>
+          </w:p>
+        </w:tc>
+        <w:tc>
+          <w:tcPr>
+            <w:tcW w:w="1728" w:type="dxa"/>
           </w:tcPr>
           <w:p>
             <w:r>
@@ -1656,7 +1676,7 @@
       <w:tr>
         <w:tc>
           <w:tcPr>
-            <w:tcW w:type="dxa" w:w="1728"/>
+            <w:tcW w:w="1728" w:type="dxa"/>
           </w:tcPr>
           <w:p>
             <w:r>
@@ -1666,7 +1686,7 @@
         </w:tc>
         <w:tc>
           <w:tcPr>
-            <w:tcW w:type="dxa" w:w="1728"/>
+            <w:tcW w:w="1728" w:type="dxa"/>
           </w:tcPr>
           <w:p>
             <w:r>
@@ -1676,7 +1696,7 @@
         </w:tc>
         <w:tc>
           <w:tcPr>
-            <w:tcW w:type="dxa" w:w="1728"/>
+            <w:tcW w:w="1728" w:type="dxa"/>
           </w:tcPr>
           <w:p>
             <w:r>
@@ -1686,7 +1706,7 @@
         </w:tc>
         <w:tc>
           <w:tcPr>
-            <w:tcW w:type="dxa" w:w="1728"/>
+            <w:tcW w:w="1728" w:type="dxa"/>
           </w:tcPr>
           <w:p>
             <w:r>
@@ -1696,7 +1716,7 @@
         </w:tc>
         <w:tc>
           <w:tcPr>
-            <w:tcW w:type="dxa" w:w="1728"/>
+            <w:tcW w:w="1728" w:type="dxa"/>
           </w:tcPr>
           <w:p>
             <w:r>
@@ -1708,7 +1728,7 @@
       <w:tr>
         <w:tc>
           <w:tcPr>
-            <w:tcW w:type="dxa" w:w="1728"/>
+            <w:tcW w:w="1728" w:type="dxa"/>
           </w:tcPr>
           <w:p>
             <w:r>
@@ -1718,7 +1738,7 @@
         </w:tc>
         <w:tc>
           <w:tcPr>
-            <w:tcW w:type="dxa" w:w="1728"/>
+            <w:tcW w:w="1728" w:type="dxa"/>
           </w:tcPr>
           <w:p>
             <w:r>
@@ -1728,7 +1748,7 @@
         </w:tc>
         <w:tc>
           <w:tcPr>
-            <w:tcW w:type="dxa" w:w="1728"/>
+            <w:tcW w:w="1728" w:type="dxa"/>
           </w:tcPr>
           <w:p>
             <w:r>
@@ -1738,7 +1758,7 @@
         </w:tc>
         <w:tc>
           <w:tcPr>
-            <w:tcW w:type="dxa" w:w="1728"/>
+            <w:tcW w:w="1728" w:type="dxa"/>
           </w:tcPr>
           <w:p>
             <w:r>
@@ -1748,7 +1768,7 @@
         </w:tc>
         <w:tc>
           <w:tcPr>
-            <w:tcW w:type="dxa" w:w="1728"/>
+            <w:tcW w:w="1728" w:type="dxa"/>
           </w:tcPr>
           <w:p>
             <w:r>
@@ -1760,7 +1780,7 @@
       <w:tr>
         <w:tc>
           <w:tcPr>
-            <w:tcW w:type="dxa" w:w="1728"/>
+            <w:tcW w:w="1728" w:type="dxa"/>
           </w:tcPr>
           <w:p>
             <w:r>
@@ -1770,7 +1790,7 @@
         </w:tc>
         <w:tc>
           <w:tcPr>
-            <w:tcW w:type="dxa" w:w="1728"/>
+            <w:tcW w:w="1728" w:type="dxa"/>
           </w:tcPr>
           <w:p>
             <w:r>
@@ -1780,7 +1800,7 @@
         </w:tc>
         <w:tc>
           <w:tcPr>
-            <w:tcW w:type="dxa" w:w="1728"/>
+            <w:tcW w:w="1728" w:type="dxa"/>
           </w:tcPr>
           <w:p>
             <w:r>
@@ -1790,7 +1810,7 @@
         </w:tc>
         <w:tc>
           <w:tcPr>
-            <w:tcW w:type="dxa" w:w="1728"/>
+            <w:tcW w:w="1728" w:type="dxa"/>
           </w:tcPr>
           <w:p>
             <w:r>
@@ -1800,7 +1820,7 @@
         </w:tc>
         <w:tc>
           <w:tcPr>
-            <w:tcW w:type="dxa" w:w="1728"/>
+            <w:tcW w:w="1728" w:type="dxa"/>
           </w:tcPr>
           <w:p>
             <w:r>
@@ -1812,7 +1832,7 @@
       <w:tr>
         <w:tc>
           <w:tcPr>
-            <w:tcW w:type="dxa" w:w="1728"/>
+            <w:tcW w:w="1728" w:type="dxa"/>
           </w:tcPr>
           <w:p>
             <w:r>
@@ -1822,7 +1842,7 @@
         </w:tc>
         <w:tc>
           <w:tcPr>
-            <w:tcW w:type="dxa" w:w="1728"/>
+            <w:tcW w:w="1728" w:type="dxa"/>
           </w:tcPr>
           <w:p>
             <w:r>
@@ -1832,7 +1852,7 @@
         </w:tc>
         <w:tc>
           <w:tcPr>
-            <w:tcW w:type="dxa" w:w="1728"/>
+            <w:tcW w:w="1728" w:type="dxa"/>
           </w:tcPr>
           <w:p>
             <w:r>
@@ -1842,7 +1862,7 @@
         </w:tc>
         <w:tc>
           <w:tcPr>
-            <w:tcW w:type="dxa" w:w="1728"/>
+            <w:tcW w:w="1728" w:type="dxa"/>
           </w:tcPr>
           <w:p>
             <w:r>
@@ -1852,7 +1872,7 @@
         </w:tc>
         <w:tc>
           <w:tcPr>
-            <w:tcW w:type="dxa" w:w="1728"/>
+            <w:tcW w:w="1728" w:type="dxa"/>
           </w:tcPr>
           <w:p>
             <w:r>
@@ -1864,7 +1884,7 @@
       <w:tr>
         <w:tc>
           <w:tcPr>
-            <w:tcW w:type="dxa" w:w="1728"/>
+            <w:tcW w:w="1728" w:type="dxa"/>
           </w:tcPr>
           <w:p>
             <w:r>
@@ -1874,7 +1894,7 @@
         </w:tc>
         <w:tc>
           <w:tcPr>
-            <w:tcW w:type="dxa" w:w="1728"/>
+            <w:tcW w:w="1728" w:type="dxa"/>
           </w:tcPr>
           <w:p>
             <w:r>
@@ -1884,7 +1904,7 @@
         </w:tc>
         <w:tc>
           <w:tcPr>
-            <w:tcW w:type="dxa" w:w="1728"/>
+            <w:tcW w:w="1728" w:type="dxa"/>
           </w:tcPr>
           <w:p>
             <w:r>
@@ -1894,7 +1914,7 @@
         </w:tc>
         <w:tc>
           <w:tcPr>
-            <w:tcW w:type="dxa" w:w="1728"/>
+            <w:tcW w:w="1728" w:type="dxa"/>
           </w:tcPr>
           <w:p>
             <w:r>
@@ -1904,7 +1924,7 @@
         </w:tc>
         <w:tc>
           <w:tcPr>
-            <w:tcW w:type="dxa" w:w="1728"/>
+            <w:tcW w:w="1728" w:type="dxa"/>
           </w:tcPr>
           <w:p>
             <w:r>
@@ -1924,20 +1944,20 @@
     </w:p>
     <w:tbl>
       <w:tblPr>
-        <w:tblW w:type="auto" w:w="0"/>
-        <w:tblLook w:firstColumn="1" w:firstRow="1" w:lastColumn="0" w:lastRow="0" w:noHBand="0" w:noVBand="1" w:val="04A0"/>
+        <w:tblW w:w="0" w:type="auto"/>
+        <w:tblLook w:val="04A0"/>
       </w:tblPr>
       <w:tblGrid>
-        <w:gridCol w:w="1728"/>
-        <w:gridCol w:w="1728"/>
-        <w:gridCol w:w="1728"/>
-        <w:gridCol w:w="1728"/>
-        <w:gridCol w:w="1728"/>
+        <w:gridCol w:w="1883"/>
+        <w:gridCol w:w="1197"/>
+        <w:gridCol w:w="2599"/>
+        <w:gridCol w:w="2045"/>
+        <w:gridCol w:w="1132"/>
       </w:tblGrid>
       <w:tr>
         <w:tc>
           <w:tcPr>
-            <w:tcW w:type="dxa" w:w="1728"/>
+            <w:tcW w:w="1728" w:type="dxa"/>
           </w:tcPr>
           <w:p>
             <w:r>
@@ -1947,7 +1967,7 @@
         </w:tc>
         <w:tc>
           <w:tcPr>
-            <w:tcW w:type="dxa" w:w="1728"/>
+            <w:tcW w:w="1728" w:type="dxa"/>
           </w:tcPr>
           <w:p>
             <w:r>
@@ -1957,7 +1977,7 @@
         </w:tc>
         <w:tc>
           <w:tcPr>
-            <w:tcW w:type="dxa" w:w="1728"/>
+            <w:tcW w:w="1728" w:type="dxa"/>
           </w:tcPr>
           <w:p>
             <w:r>
@@ -1967,7 +1987,7 @@
         </w:tc>
         <w:tc>
           <w:tcPr>
-            <w:tcW w:type="dxa" w:w="1728"/>
+            <w:tcW w:w="1728" w:type="dxa"/>
           </w:tcPr>
           <w:p>
             <w:r>
@@ -1977,7 +1997,7 @@
         </w:tc>
         <w:tc>
           <w:tcPr>
-            <w:tcW w:type="dxa" w:w="1728"/>
+            <w:tcW w:w="1728" w:type="dxa"/>
           </w:tcPr>
           <w:p>
             <w:r>
@@ -1989,7 +2009,7 @@
       <w:tr>
         <w:tc>
           <w:tcPr>
-            <w:tcW w:type="dxa" w:w="1728"/>
+            <w:tcW w:w="1728" w:type="dxa"/>
           </w:tcPr>
           <w:p>
             <w:r>
@@ -1999,7 +2019,7 @@
         </w:tc>
         <w:tc>
           <w:tcPr>
-            <w:tcW w:type="dxa" w:w="1728"/>
+            <w:tcW w:w="1728" w:type="dxa"/>
           </w:tcPr>
           <w:p>
             <w:r>
@@ -2009,7 +2029,7 @@
         </w:tc>
         <w:tc>
           <w:tcPr>
-            <w:tcW w:type="dxa" w:w="1728"/>
+            <w:tcW w:w="1728" w:type="dxa"/>
           </w:tcPr>
           <w:p>
             <w:r>
@@ -2019,7 +2039,7 @@
         </w:tc>
         <w:tc>
           <w:tcPr>
-            <w:tcW w:type="dxa" w:w="1728"/>
+            <w:tcW w:w="1728" w:type="dxa"/>
           </w:tcPr>
           <w:p>
             <w:r>
@@ -2029,7 +2049,7 @@
         </w:tc>
         <w:tc>
           <w:tcPr>
-            <w:tcW w:type="dxa" w:w="1728"/>
+            <w:tcW w:w="1728" w:type="dxa"/>
           </w:tcPr>
           <w:p>
             <w:r>
@@ -2041,17 +2061,18 @@
       <w:tr>
         <w:tc>
           <w:tcPr>
-            <w:tcW w:type="dxa" w:w="1728"/>
-          </w:tcPr>
-          <w:p>
-            <w:r>
+            <w:tcW w:w="1728" w:type="dxa"/>
+          </w:tcPr>
+          <w:p>
+            <w:r>
+              <w:lastRenderedPageBreak/>
               <w:t>registration_id</w:t>
             </w:r>
           </w:p>
         </w:tc>
         <w:tc>
           <w:tcPr>
-            <w:tcW w:type="dxa" w:w="1728"/>
+            <w:tcW w:w="1728" w:type="dxa"/>
           </w:tcPr>
           <w:p>
             <w:r>
@@ -2061,7 +2082,7 @@
         </w:tc>
         <w:tc>
           <w:tcPr>
-            <w:tcW w:type="dxa" w:w="1728"/>
+            <w:tcW w:w="1728" w:type="dxa"/>
           </w:tcPr>
           <w:p>
             <w:r>
@@ -2071,7 +2092,7 @@
         </w:tc>
         <w:tc>
           <w:tcPr>
-            <w:tcW w:type="dxa" w:w="1728"/>
+            <w:tcW w:w="1728" w:type="dxa"/>
           </w:tcPr>
           <w:p>
             <w:r>
@@ -2081,11 +2102,14 @@
         </w:tc>
         <w:tc>
           <w:tcPr>
-            <w:tcW w:type="dxa" w:w="1728"/>
-          </w:tcPr>
-          <w:p>
-            <w:r>
-              <w:t>Linked registration ID</w:t>
+            <w:tcW w:w="1728" w:type="dxa"/>
+          </w:tcPr>
+          <w:p>
+            <w:r>
+              <w:t xml:space="preserve">Linked </w:t>
+            </w:r>
+            <w:r>
+              <w:t>registration ID</w:t>
             </w:r>
           </w:p>
         </w:tc>
@@ -2093,7 +2117,7 @@
       <w:tr>
         <w:tc>
           <w:tcPr>
-            <w:tcW w:type="dxa" w:w="1728"/>
+            <w:tcW w:w="1728" w:type="dxa"/>
           </w:tcPr>
           <w:p>
             <w:r>
@@ -2103,7 +2127,7 @@
         </w:tc>
         <w:tc>
           <w:tcPr>
-            <w:tcW w:type="dxa" w:w="1728"/>
+            <w:tcW w:w="1728" w:type="dxa"/>
           </w:tcPr>
           <w:p>
             <w:r>
@@ -2113,7 +2137,7 @@
         </w:tc>
         <w:tc>
           <w:tcPr>
-            <w:tcW w:type="dxa" w:w="1728"/>
+            <w:tcW w:w="1728" w:type="dxa"/>
           </w:tcPr>
           <w:p>
             <w:r>
@@ -2123,7 +2147,7 @@
         </w:tc>
         <w:tc>
           <w:tcPr>
-            <w:tcW w:type="dxa" w:w="1728"/>
+            <w:tcW w:w="1728" w:type="dxa"/>
           </w:tcPr>
           <w:p>
             <w:r>
@@ -2133,7 +2157,7 @@
         </w:tc>
         <w:tc>
           <w:tcPr>
-            <w:tcW w:type="dxa" w:w="1728"/>
+            <w:tcW w:w="1728" w:type="dxa"/>
           </w:tcPr>
           <w:p>
             <w:r>
@@ -2145,7 +2169,7 @@
       <w:tr>
         <w:tc>
           <w:tcPr>
-            <w:tcW w:type="dxa" w:w="1728"/>
+            <w:tcW w:w="1728" w:type="dxa"/>
           </w:tcPr>
           <w:p>
             <w:r>
@@ -2155,7 +2179,7 @@
         </w:tc>
         <w:tc>
           <w:tcPr>
-            <w:tcW w:type="dxa" w:w="1728"/>
+            <w:tcW w:w="1728" w:type="dxa"/>
           </w:tcPr>
           <w:p>
             <w:r>
@@ -2165,7 +2189,7 @@
         </w:tc>
         <w:tc>
           <w:tcPr>
-            <w:tcW w:type="dxa" w:w="1728"/>
+            <w:tcW w:w="1728" w:type="dxa"/>
           </w:tcPr>
           <w:p>
             <w:r>
@@ -2175,7 +2199,7 @@
         </w:tc>
         <w:tc>
           <w:tcPr>
-            <w:tcW w:type="dxa" w:w="1728"/>
+            <w:tcW w:w="1728" w:type="dxa"/>
           </w:tcPr>
           <w:p>
             <w:r>
@@ -2185,7 +2209,7 @@
         </w:tc>
         <w:tc>
           <w:tcPr>
-            <w:tcW w:type="dxa" w:w="1728"/>
+            <w:tcW w:w="1728" w:type="dxa"/>
           </w:tcPr>
           <w:p>
             <w:r>
@@ -2197,7 +2221,7 @@
       <w:tr>
         <w:tc>
           <w:tcPr>
-            <w:tcW w:type="dxa" w:w="1728"/>
+            <w:tcW w:w="1728" w:type="dxa"/>
           </w:tcPr>
           <w:p>
             <w:r>
@@ -2207,7 +2231,7 @@
         </w:tc>
         <w:tc>
           <w:tcPr>
-            <w:tcW w:type="dxa" w:w="1728"/>
+            <w:tcW w:w="1728" w:type="dxa"/>
           </w:tcPr>
           <w:p>
             <w:r>
@@ -2217,7 +2241,7 @@
         </w:tc>
         <w:tc>
           <w:tcPr>
-            <w:tcW w:type="dxa" w:w="1728"/>
+            <w:tcW w:w="1728" w:type="dxa"/>
           </w:tcPr>
           <w:p>
             <w:r>
@@ -2227,7 +2251,7 @@
         </w:tc>
         <w:tc>
           <w:tcPr>
-            <w:tcW w:type="dxa" w:w="1728"/>
+            <w:tcW w:w="1728" w:type="dxa"/>
           </w:tcPr>
           <w:p>
             <w:r>
@@ -2237,7 +2261,7 @@
         </w:tc>
         <w:tc>
           <w:tcPr>
-            <w:tcW w:type="dxa" w:w="1728"/>
+            <w:tcW w:w="1728" w:type="dxa"/>
           </w:tcPr>
           <w:p>
             <w:r>
@@ -2249,7 +2273,7 @@
       <w:tr>
         <w:tc>
           <w:tcPr>
-            <w:tcW w:type="dxa" w:w="1728"/>
+            <w:tcW w:w="1728" w:type="dxa"/>
           </w:tcPr>
           <w:p>
             <w:r>
@@ -2259,7 +2283,7 @@
         </w:tc>
         <w:tc>
           <w:tcPr>
-            <w:tcW w:type="dxa" w:w="1728"/>
+            <w:tcW w:w="1728" w:type="dxa"/>
           </w:tcPr>
           <w:p>
             <w:r>
@@ -2269,7 +2293,7 @@
         </w:tc>
         <w:tc>
           <w:tcPr>
-            <w:tcW w:type="dxa" w:w="1728"/>
+            <w:tcW w:w="1728" w:type="dxa"/>
           </w:tcPr>
           <w:p>
             <w:r>
@@ -2279,7 +2303,7 @@
         </w:tc>
         <w:tc>
           <w:tcPr>
-            <w:tcW w:type="dxa" w:w="1728"/>
+            <w:tcW w:w="1728" w:type="dxa"/>
           </w:tcPr>
           <w:p>
             <w:r>
@@ -2289,7 +2313,7 @@
         </w:tc>
         <w:tc>
           <w:tcPr>
-            <w:tcW w:type="dxa" w:w="1728"/>
+            <w:tcW w:w="1728" w:type="dxa"/>
           </w:tcPr>
           <w:p>
             <w:r>
@@ -2301,7 +2325,7 @@
       <w:tr>
         <w:tc>
           <w:tcPr>
-            <w:tcW w:type="dxa" w:w="1728"/>
+            <w:tcW w:w="1728" w:type="dxa"/>
           </w:tcPr>
           <w:p>
             <w:r>
@@ -2311,7 +2335,7 @@
         </w:tc>
         <w:tc>
           <w:tcPr>
-            <w:tcW w:type="dxa" w:w="1728"/>
+            <w:tcW w:w="1728" w:type="dxa"/>
           </w:tcPr>
           <w:p>
             <w:r>
@@ -2321,7 +2345,7 @@
         </w:tc>
         <w:tc>
           <w:tcPr>
-            <w:tcW w:type="dxa" w:w="1728"/>
+            <w:tcW w:w="1728" w:type="dxa"/>
           </w:tcPr>
           <w:p>
             <w:r>
@@ -2331,17 +2355,20 @@
         </w:tc>
         <w:tc>
           <w:tcPr>
-            <w:tcW w:type="dxa" w:w="1728"/>
-          </w:tcPr>
-          <w:p>
-            <w:r>
-              <w:t>NOT NULL</w:t>
-            </w:r>
-          </w:p>
-        </w:tc>
-        <w:tc>
-          <w:tcPr>
-            <w:tcW w:type="dxa" w:w="1728"/>
+            <w:tcW w:w="1728" w:type="dxa"/>
+          </w:tcPr>
+          <w:p>
+            <w:r>
+              <w:t>NOT</w:t>
+            </w:r>
+            <w:r>
+              <w:t xml:space="preserve"> NULL</w:t>
+            </w:r>
+          </w:p>
+        </w:tc>
+        <w:tc>
+          <w:tcPr>
+            <w:tcW w:w="1728" w:type="dxa"/>
           </w:tcPr>
           <w:p>
             <w:r>
@@ -2353,7 +2380,7 @@
       <w:tr>
         <w:tc>
           <w:tcPr>
-            <w:tcW w:type="dxa" w:w="1728"/>
+            <w:tcW w:w="1728" w:type="dxa"/>
           </w:tcPr>
           <w:p>
             <w:r>
@@ -2363,7 +2390,7 @@
         </w:tc>
         <w:tc>
           <w:tcPr>
-            <w:tcW w:type="dxa" w:w="1728"/>
+            <w:tcW w:w="1728" w:type="dxa"/>
           </w:tcPr>
           <w:p>
             <w:r>
@@ -2373,7 +2400,7 @@
         </w:tc>
         <w:tc>
           <w:tcPr>
-            <w:tcW w:type="dxa" w:w="1728"/>
+            <w:tcW w:w="1728" w:type="dxa"/>
           </w:tcPr>
           <w:p>
             <w:r>
@@ -2383,7 +2410,7 @@
         </w:tc>
         <w:tc>
           <w:tcPr>
-            <w:tcW w:type="dxa" w:w="1728"/>
+            <w:tcW w:w="1728" w:type="dxa"/>
           </w:tcPr>
           <w:p>
             <w:r>
@@ -2393,7 +2420,7 @@
         </w:tc>
         <w:tc>
           <w:tcPr>
-            <w:tcW w:type="dxa" w:w="1728"/>
+            <w:tcW w:w="1728" w:type="dxa"/>
           </w:tcPr>
           <w:p>
             <w:r>
@@ -2405,7 +2432,7 @@
       <w:tr>
         <w:tc>
           <w:tcPr>
-            <w:tcW w:type="dxa" w:w="1728"/>
+            <w:tcW w:w="1728" w:type="dxa"/>
           </w:tcPr>
           <w:p>
             <w:r>
@@ -2415,7 +2442,7 @@
         </w:tc>
         <w:tc>
           <w:tcPr>
-            <w:tcW w:type="dxa" w:w="1728"/>
+            <w:tcW w:w="1728" w:type="dxa"/>
           </w:tcPr>
           <w:p>
             <w:r>
@@ -2425,7 +2452,7 @@
         </w:tc>
         <w:tc>
           <w:tcPr>
-            <w:tcW w:type="dxa" w:w="1728"/>
+            <w:tcW w:w="1728" w:type="dxa"/>
           </w:tcPr>
           <w:p>
             <w:r>
@@ -2435,7 +2462,7 @@
         </w:tc>
         <w:tc>
           <w:tcPr>
-            <w:tcW w:type="dxa" w:w="1728"/>
+            <w:tcW w:w="1728" w:type="dxa"/>
           </w:tcPr>
           <w:p>
             <w:r>
@@ -2445,7 +2472,7 @@
         </w:tc>
         <w:tc>
           <w:tcPr>
-            <w:tcW w:type="dxa" w:w="1728"/>
+            <w:tcW w:w="1728" w:type="dxa"/>
           </w:tcPr>
           <w:p>
             <w:r>
@@ -2457,7 +2484,7 @@
       <w:tr>
         <w:tc>
           <w:tcPr>
-            <w:tcW w:type="dxa" w:w="1728"/>
+            <w:tcW w:w="1728" w:type="dxa"/>
           </w:tcPr>
           <w:p>
             <w:r>
@@ -2467,7 +2494,7 @@
         </w:tc>
         <w:tc>
           <w:tcPr>
-            <w:tcW w:type="dxa" w:w="1728"/>
+            <w:tcW w:w="1728" w:type="dxa"/>
           </w:tcPr>
           <w:p>
             <w:r>
@@ -2477,7 +2504,7 @@
         </w:tc>
         <w:tc>
           <w:tcPr>
-            <w:tcW w:type="dxa" w:w="1728"/>
+            <w:tcW w:w="1728" w:type="dxa"/>
           </w:tcPr>
           <w:p>
             <w:r>
@@ -2487,7 +2514,7 @@
         </w:tc>
         <w:tc>
           <w:tcPr>
-            <w:tcW w:type="dxa" w:w="1728"/>
+            <w:tcW w:w="1728" w:type="dxa"/>
           </w:tcPr>
           <w:p>
             <w:r>
@@ -2497,7 +2524,7 @@
         </w:tc>
         <w:tc>
           <w:tcPr>
-            <w:tcW w:type="dxa" w:w="1728"/>
+            <w:tcW w:w="1728" w:type="dxa"/>
           </w:tcPr>
           <w:p>
             <w:r>
@@ -2509,7 +2536,7 @@
       <w:tr>
         <w:tc>
           <w:tcPr>
-            <w:tcW w:type="dxa" w:w="1728"/>
+            <w:tcW w:w="1728" w:type="dxa"/>
           </w:tcPr>
           <w:p>
             <w:r>
@@ -2519,7 +2546,7 @@
         </w:tc>
         <w:tc>
           <w:tcPr>
-            <w:tcW w:type="dxa" w:w="1728"/>
+            <w:tcW w:w="1728" w:type="dxa"/>
           </w:tcPr>
           <w:p>
             <w:r>
@@ -2529,7 +2556,7 @@
         </w:tc>
         <w:tc>
           <w:tcPr>
-            <w:tcW w:type="dxa" w:w="1728"/>
+            <w:tcW w:w="1728" w:type="dxa"/>
           </w:tcPr>
           <w:p>
             <w:r>
@@ -2539,7 +2566,7 @@
         </w:tc>
         <w:tc>
           <w:tcPr>
-            <w:tcW w:type="dxa" w:w="1728"/>
+            <w:tcW w:w="1728" w:type="dxa"/>
           </w:tcPr>
           <w:p>
             <w:r>
@@ -2549,7 +2576,7 @@
         </w:tc>
         <w:tc>
           <w:tcPr>
-            <w:tcW w:type="dxa" w:w="1728"/>
+            <w:tcW w:w="1728" w:type="dxa"/>
           </w:tcPr>
           <w:p>
             <w:r>
@@ -2561,7 +2588,7 @@
       <w:tr>
         <w:tc>
           <w:tcPr>
-            <w:tcW w:type="dxa" w:w="1728"/>
+            <w:tcW w:w="1728" w:type="dxa"/>
           </w:tcPr>
           <w:p>
             <w:r>
@@ -2571,7 +2598,7 @@
         </w:tc>
         <w:tc>
           <w:tcPr>
-            <w:tcW w:type="dxa" w:w="1728"/>
+            <w:tcW w:w="1728" w:type="dxa"/>
           </w:tcPr>
           <w:p>
             <w:r>
@@ -2581,7 +2608,7 @@
         </w:tc>
         <w:tc>
           <w:tcPr>
-            <w:tcW w:type="dxa" w:w="1728"/>
+            <w:tcW w:w="1728" w:type="dxa"/>
           </w:tcPr>
           <w:p>
             <w:r>
@@ -2591,7 +2618,7 @@
         </w:tc>
         <w:tc>
           <w:tcPr>
-            <w:tcW w:type="dxa" w:w="1728"/>
+            <w:tcW w:w="1728" w:type="dxa"/>
           </w:tcPr>
           <w:p>
             <w:r>
@@ -2601,7 +2628,7 @@
         </w:tc>
         <w:tc>
           <w:tcPr>
-            <w:tcW w:type="dxa" w:w="1728"/>
+            <w:tcW w:w="1728" w:type="dxa"/>
           </w:tcPr>
           <w:p>
             <w:r>
@@ -2621,20 +2648,20 @@
     </w:p>
     <w:tbl>
       <w:tblPr>
-        <w:tblW w:type="auto" w:w="0"/>
-        <w:tblLook w:firstColumn="1" w:firstRow="1" w:lastColumn="0" w:lastRow="0" w:noHBand="0" w:noVBand="1" w:val="04A0"/>
+        <w:tblW w:w="0" w:type="auto"/>
+        <w:tblLook w:val="04A0"/>
       </w:tblPr>
       <w:tblGrid>
-        <w:gridCol w:w="1728"/>
-        <w:gridCol w:w="1728"/>
-        <w:gridCol w:w="1728"/>
-        <w:gridCol w:w="1728"/>
-        <w:gridCol w:w="1728"/>
+        <w:gridCol w:w="1618"/>
+        <w:gridCol w:w="1663"/>
+        <w:gridCol w:w="1499"/>
+        <w:gridCol w:w="2433"/>
+        <w:gridCol w:w="1643"/>
       </w:tblGrid>
       <w:tr>
         <w:tc>
           <w:tcPr>
-            <w:tcW w:type="dxa" w:w="1728"/>
+            <w:tcW w:w="1728" w:type="dxa"/>
           </w:tcPr>
           <w:p>
             <w:r>
@@ -2644,7 +2671,7 @@
         </w:tc>
         <w:tc>
           <w:tcPr>
-            <w:tcW w:type="dxa" w:w="1728"/>
+            <w:tcW w:w="1728" w:type="dxa"/>
           </w:tcPr>
           <w:p>
             <w:r>
@@ -2654,7 +2681,7 @@
         </w:tc>
         <w:tc>
           <w:tcPr>
-            <w:tcW w:type="dxa" w:w="1728"/>
+            <w:tcW w:w="1728" w:type="dxa"/>
           </w:tcPr>
           <w:p>
             <w:r>
@@ -2664,7 +2691,7 @@
         </w:tc>
         <w:tc>
           <w:tcPr>
-            <w:tcW w:type="dxa" w:w="1728"/>
+            <w:tcW w:w="1728" w:type="dxa"/>
           </w:tcPr>
           <w:p>
             <w:r>
@@ -2674,7 +2701,7 @@
         </w:tc>
         <w:tc>
           <w:tcPr>
-            <w:tcW w:type="dxa" w:w="1728"/>
+            <w:tcW w:w="1728" w:type="dxa"/>
           </w:tcPr>
           <w:p>
             <w:r>
@@ -2686,7 +2713,7 @@
       <w:tr>
         <w:tc>
           <w:tcPr>
-            <w:tcW w:type="dxa" w:w="1728"/>
+            <w:tcW w:w="1728" w:type="dxa"/>
           </w:tcPr>
           <w:p>
             <w:r>
@@ -2696,7 +2723,7 @@
         </w:tc>
         <w:tc>
           <w:tcPr>
-            <w:tcW w:type="dxa" w:w="1728"/>
+            <w:tcW w:w="1728" w:type="dxa"/>
           </w:tcPr>
           <w:p>
             <w:r>
@@ -2706,7 +2733,7 @@
         </w:tc>
         <w:tc>
           <w:tcPr>
-            <w:tcW w:type="dxa" w:w="1728"/>
+            <w:tcW w:w="1728" w:type="dxa"/>
           </w:tcPr>
           <w:p>
             <w:r>
@@ -2716,7 +2743,7 @@
         </w:tc>
         <w:tc>
           <w:tcPr>
-            <w:tcW w:type="dxa" w:w="1728"/>
+            <w:tcW w:w="1728" w:type="dxa"/>
           </w:tcPr>
           <w:p>
             <w:r>
@@ -2726,7 +2753,7 @@
         </w:tc>
         <w:tc>
           <w:tcPr>
-            <w:tcW w:type="dxa" w:w="1728"/>
+            <w:tcW w:w="1728" w:type="dxa"/>
           </w:tcPr>
           <w:p>
             <w:r>
@@ -2738,7 +2765,7 @@
       <w:tr>
         <w:tc>
           <w:tcPr>
-            <w:tcW w:type="dxa" w:w="1728"/>
+            <w:tcW w:w="1728" w:type="dxa"/>
           </w:tcPr>
           <w:p>
             <w:r>
@@ -2748,7 +2775,7 @@
         </w:tc>
         <w:tc>
           <w:tcPr>
-            <w:tcW w:type="dxa" w:w="1728"/>
+            <w:tcW w:w="1728" w:type="dxa"/>
           </w:tcPr>
           <w:p>
             <w:r>
@@ -2758,7 +2785,7 @@
         </w:tc>
         <w:tc>
           <w:tcPr>
-            <w:tcW w:type="dxa" w:w="1728"/>
+            <w:tcW w:w="1728" w:type="dxa"/>
           </w:tcPr>
           <w:p>
             <w:r>
@@ -2768,7 +2795,7 @@
         </w:tc>
         <w:tc>
           <w:tcPr>
-            <w:tcW w:type="dxa" w:w="1728"/>
+            <w:tcW w:w="1728" w:type="dxa"/>
           </w:tcPr>
           <w:p>
             <w:r>
@@ -2778,11 +2805,15 @@
         </w:tc>
         <w:tc>
           <w:tcPr>
-            <w:tcW w:type="dxa" w:w="1728"/>
-          </w:tcPr>
-          <w:p>
-            <w:r>
-              <w:t>Reviewer user ID</w:t>
+            <w:tcW w:w="1728" w:type="dxa"/>
+          </w:tcPr>
+          <w:p>
+            <w:r>
+              <w:t xml:space="preserve">Reviewer user </w:t>
+            </w:r>
+            <w:r>
+              <w:lastRenderedPageBreak/>
+              <w:t>ID</w:t>
             </w:r>
           </w:p>
         </w:tc>
@@ -2790,17 +2821,18 @@
       <w:tr>
         <w:tc>
           <w:tcPr>
-            <w:tcW w:type="dxa" w:w="1728"/>
-          </w:tcPr>
-          <w:p>
-            <w:r>
+            <w:tcW w:w="1728" w:type="dxa"/>
+          </w:tcPr>
+          <w:p>
+            <w:r>
+              <w:lastRenderedPageBreak/>
               <w:t>event_id</w:t>
             </w:r>
           </w:p>
         </w:tc>
         <w:tc>
           <w:tcPr>
-            <w:tcW w:type="dxa" w:w="1728"/>
+            <w:tcW w:w="1728" w:type="dxa"/>
           </w:tcPr>
           <w:p>
             <w:r>
@@ -2810,7 +2842,7 @@
         </w:tc>
         <w:tc>
           <w:tcPr>
-            <w:tcW w:type="dxa" w:w="1728"/>
+            <w:tcW w:w="1728" w:type="dxa"/>
           </w:tcPr>
           <w:p>
             <w:r>
@@ -2820,17 +2852,20 @@
         </w:tc>
         <w:tc>
           <w:tcPr>
-            <w:tcW w:type="dxa" w:w="1728"/>
-          </w:tcPr>
-          <w:p>
-            <w:r>
-              <w:t>FK, NOT NULL</w:t>
-            </w:r>
-          </w:p>
-        </w:tc>
-        <w:tc>
-          <w:tcPr>
-            <w:tcW w:type="dxa" w:w="1728"/>
+            <w:tcW w:w="1728" w:type="dxa"/>
+          </w:tcPr>
+          <w:p>
+            <w:r>
+              <w:t xml:space="preserve">FK, </w:t>
+            </w:r>
+            <w:r>
+              <w:t>NOT NULL</w:t>
+            </w:r>
+          </w:p>
+        </w:tc>
+        <w:tc>
+          <w:tcPr>
+            <w:tcW w:w="1728" w:type="dxa"/>
           </w:tcPr>
           <w:p>
             <w:r>
@@ -2842,7 +2877,7 @@
       <w:tr>
         <w:tc>
           <w:tcPr>
-            <w:tcW w:type="dxa" w:w="1728"/>
+            <w:tcW w:w="1728" w:type="dxa"/>
           </w:tcPr>
           <w:p>
             <w:r>
@@ -2852,7 +2887,7 @@
         </w:tc>
         <w:tc>
           <w:tcPr>
-            <w:tcW w:type="dxa" w:w="1728"/>
+            <w:tcW w:w="1728" w:type="dxa"/>
           </w:tcPr>
           <w:p>
             <w:r>
@@ -2862,7 +2897,7 @@
         </w:tc>
         <w:tc>
           <w:tcPr>
-            <w:tcW w:type="dxa" w:w="1728"/>
+            <w:tcW w:w="1728" w:type="dxa"/>
           </w:tcPr>
           <w:p>
             <w:r>
@@ -2872,7 +2907,7 @@
         </w:tc>
         <w:tc>
           <w:tcPr>
-            <w:tcW w:type="dxa" w:w="1728"/>
+            <w:tcW w:w="1728" w:type="dxa"/>
           </w:tcPr>
           <w:p>
             <w:r>
@@ -2882,7 +2917,7 @@
         </w:tc>
         <w:tc>
           <w:tcPr>
-            <w:tcW w:type="dxa" w:w="1728"/>
+            <w:tcW w:w="1728" w:type="dxa"/>
           </w:tcPr>
           <w:p>
             <w:r>
@@ -2894,7 +2929,7 @@
       <w:tr>
         <w:tc>
           <w:tcPr>
-            <w:tcW w:type="dxa" w:w="1728"/>
+            <w:tcW w:w="1728" w:type="dxa"/>
           </w:tcPr>
           <w:p>
             <w:r>
@@ -2904,7 +2939,7 @@
         </w:tc>
         <w:tc>
           <w:tcPr>
-            <w:tcW w:type="dxa" w:w="1728"/>
+            <w:tcW w:w="1728" w:type="dxa"/>
           </w:tcPr>
           <w:p>
             <w:r>
@@ -2914,7 +2949,7 @@
         </w:tc>
         <w:tc>
           <w:tcPr>
-            <w:tcW w:type="dxa" w:w="1728"/>
+            <w:tcW w:w="1728" w:type="dxa"/>
           </w:tcPr>
           <w:p>
             <w:r>
@@ -2924,7 +2959,7 @@
         </w:tc>
         <w:tc>
           <w:tcPr>
-            <w:tcW w:type="dxa" w:w="1728"/>
+            <w:tcW w:w="1728" w:type="dxa"/>
           </w:tcPr>
           <w:p>
             <w:r>
@@ -2934,7 +2969,7 @@
         </w:tc>
         <w:tc>
           <w:tcPr>
-            <w:tcW w:type="dxa" w:w="1728"/>
+            <w:tcW w:w="1728" w:type="dxa"/>
           </w:tcPr>
           <w:p>
             <w:r>
@@ -2946,7 +2981,7 @@
       <w:tr>
         <w:tc>
           <w:tcPr>
-            <w:tcW w:type="dxa" w:w="1728"/>
+            <w:tcW w:w="1728" w:type="dxa"/>
           </w:tcPr>
           <w:p>
             <w:r>
@@ -2956,7 +2991,7 @@
         </w:tc>
         <w:tc>
           <w:tcPr>
-            <w:tcW w:type="dxa" w:w="1728"/>
+            <w:tcW w:w="1728" w:type="dxa"/>
           </w:tcPr>
           <w:p>
             <w:r>
@@ -2966,7 +3001,7 @@
         </w:tc>
         <w:tc>
           <w:tcPr>
-            <w:tcW w:type="dxa" w:w="1728"/>
+            <w:tcW w:w="1728" w:type="dxa"/>
           </w:tcPr>
           <w:p>
             <w:r>
@@ -2976,7 +3011,7 @@
         </w:tc>
         <w:tc>
           <w:tcPr>
-            <w:tcW w:type="dxa" w:w="1728"/>
+            <w:tcW w:w="1728" w:type="dxa"/>
           </w:tcPr>
           <w:p>
             <w:r>
@@ -2986,7 +3021,7 @@
         </w:tc>
         <w:tc>
           <w:tcPr>
-            <w:tcW w:type="dxa" w:w="1728"/>
+            <w:tcW w:w="1728" w:type="dxa"/>
           </w:tcPr>
           <w:p>
             <w:r>
@@ -3006,20 +3041,20 @@
     </w:p>
     <w:tbl>
       <w:tblPr>
-        <w:tblW w:type="auto" w:w="0"/>
-        <w:tblLook w:firstColumn="1" w:firstRow="1" w:lastColumn="0" w:lastRow="0" w:noHBand="0" w:noVBand="1" w:val="04A0"/>
+        <w:tblW w:w="0" w:type="auto"/>
+        <w:tblLook w:val="04A0"/>
       </w:tblPr>
       <w:tblGrid>
-        <w:gridCol w:w="1728"/>
-        <w:gridCol w:w="1728"/>
-        <w:gridCol w:w="1728"/>
-        <w:gridCol w:w="1728"/>
-        <w:gridCol w:w="1728"/>
+        <w:gridCol w:w="1385"/>
+        <w:gridCol w:w="1524"/>
+        <w:gridCol w:w="2050"/>
+        <w:gridCol w:w="2433"/>
+        <w:gridCol w:w="1464"/>
       </w:tblGrid>
       <w:tr>
         <w:tc>
           <w:tcPr>
-            <w:tcW w:type="dxa" w:w="1728"/>
+            <w:tcW w:w="1728" w:type="dxa"/>
           </w:tcPr>
           <w:p>
             <w:r>
@@ -3029,7 +3064,7 @@
         </w:tc>
         <w:tc>
           <w:tcPr>
-            <w:tcW w:type="dxa" w:w="1728"/>
+            <w:tcW w:w="1728" w:type="dxa"/>
           </w:tcPr>
           <w:p>
             <w:r>
@@ -3039,7 +3074,7 @@
         </w:tc>
         <w:tc>
           <w:tcPr>
-            <w:tcW w:type="dxa" w:w="1728"/>
+            <w:tcW w:w="1728" w:type="dxa"/>
           </w:tcPr>
           <w:p>
             <w:r>
@@ -3049,7 +3084,7 @@
         </w:tc>
         <w:tc>
           <w:tcPr>
-            <w:tcW w:type="dxa" w:w="1728"/>
+            <w:tcW w:w="1728" w:type="dxa"/>
           </w:tcPr>
           <w:p>
             <w:r>
@@ -3059,7 +3094,7 @@
         </w:tc>
         <w:tc>
           <w:tcPr>
-            <w:tcW w:type="dxa" w:w="1728"/>
+            <w:tcW w:w="1728" w:type="dxa"/>
           </w:tcPr>
           <w:p>
             <w:r>
@@ -3071,7 +3106,7 @@
       <w:tr>
         <w:tc>
           <w:tcPr>
-            <w:tcW w:type="dxa" w:w="1728"/>
+            <w:tcW w:w="1728" w:type="dxa"/>
           </w:tcPr>
           <w:p>
             <w:r>
@@ -3081,7 +3116,7 @@
         </w:tc>
         <w:tc>
           <w:tcPr>
-            <w:tcW w:type="dxa" w:w="1728"/>
+            <w:tcW w:w="1728" w:type="dxa"/>
           </w:tcPr>
           <w:p>
             <w:r>
@@ -3091,7 +3126,7 @@
         </w:tc>
         <w:tc>
           <w:tcPr>
-            <w:tcW w:type="dxa" w:w="1728"/>
+            <w:tcW w:w="1728" w:type="dxa"/>
           </w:tcPr>
           <w:p>
             <w:r>
@@ -3101,7 +3136,7 @@
         </w:tc>
         <w:tc>
           <w:tcPr>
-            <w:tcW w:type="dxa" w:w="1728"/>
+            <w:tcW w:w="1728" w:type="dxa"/>
           </w:tcPr>
           <w:p>
             <w:r>
@@ -3111,7 +3146,7 @@
         </w:tc>
         <w:tc>
           <w:tcPr>
-            <w:tcW w:type="dxa" w:w="1728"/>
+            <w:tcW w:w="1728" w:type="dxa"/>
           </w:tcPr>
           <w:p>
             <w:r>
@@ -3123,7 +3158,7 @@
       <w:tr>
         <w:tc>
           <w:tcPr>
-            <w:tcW w:type="dxa" w:w="1728"/>
+            <w:tcW w:w="1728" w:type="dxa"/>
           </w:tcPr>
           <w:p>
             <w:r>
@@ -3133,7 +3168,7 @@
         </w:tc>
         <w:tc>
           <w:tcPr>
-            <w:tcW w:type="dxa" w:w="1728"/>
+            <w:tcW w:w="1728" w:type="dxa"/>
           </w:tcPr>
           <w:p>
             <w:r>
@@ -3143,7 +3178,7 @@
         </w:tc>
         <w:tc>
           <w:tcPr>
-            <w:tcW w:type="dxa" w:w="1728"/>
+            <w:tcW w:w="1728" w:type="dxa"/>
           </w:tcPr>
           <w:p>
             <w:r>
@@ -3153,7 +3188,7 @@
         </w:tc>
         <w:tc>
           <w:tcPr>
-            <w:tcW w:type="dxa" w:w="1728"/>
+            <w:tcW w:w="1728" w:type="dxa"/>
           </w:tcPr>
           <w:p>
             <w:r>
@@ -3163,7 +3198,7 @@
         </w:tc>
         <w:tc>
           <w:tcPr>
-            <w:tcW w:type="dxa" w:w="1728"/>
+            <w:tcW w:w="1728" w:type="dxa"/>
           </w:tcPr>
           <w:p>
             <w:r>
@@ -3175,7 +3210,7 @@
       <w:tr>
         <w:tc>
           <w:tcPr>
-            <w:tcW w:type="dxa" w:w="1728"/>
+            <w:tcW w:w="1728" w:type="dxa"/>
           </w:tcPr>
           <w:p>
             <w:r>
@@ -3185,7 +3220,7 @@
         </w:tc>
         <w:tc>
           <w:tcPr>
-            <w:tcW w:type="dxa" w:w="1728"/>
+            <w:tcW w:w="1728" w:type="dxa"/>
           </w:tcPr>
           <w:p>
             <w:r>
@@ -3195,7 +3230,7 @@
         </w:tc>
         <w:tc>
           <w:tcPr>
-            <w:tcW w:type="dxa" w:w="1728"/>
+            <w:tcW w:w="1728" w:type="dxa"/>
           </w:tcPr>
           <w:p>
             <w:r>
@@ -3205,7 +3240,7 @@
         </w:tc>
         <w:tc>
           <w:tcPr>
-            <w:tcW w:type="dxa" w:w="1728"/>
+            <w:tcW w:w="1728" w:type="dxa"/>
           </w:tcPr>
           <w:p>
             <w:r>
@@ -3215,7 +3250,7 @@
         </w:tc>
         <w:tc>
           <w:tcPr>
-            <w:tcW w:type="dxa" w:w="1728"/>
+            <w:tcW w:w="1728" w:type="dxa"/>
           </w:tcPr>
           <w:p>
             <w:r>
@@ -3227,7 +3262,7 @@
       <w:tr>
         <w:tc>
           <w:tcPr>
-            <w:tcW w:type="dxa" w:w="1728"/>
+            <w:tcW w:w="1728" w:type="dxa"/>
           </w:tcPr>
           <w:p>
             <w:r>
@@ -3237,7 +3272,7 @@
         </w:tc>
         <w:tc>
           <w:tcPr>
-            <w:tcW w:type="dxa" w:w="1728"/>
+            <w:tcW w:w="1728" w:type="dxa"/>
           </w:tcPr>
           <w:p>
             <w:r>
@@ -3247,7 +3282,7 @@
         </w:tc>
         <w:tc>
           <w:tcPr>
-            <w:tcW w:type="dxa" w:w="1728"/>
+            <w:tcW w:w="1728" w:type="dxa"/>
           </w:tcPr>
           <w:p>
             <w:r>
@@ -3257,7 +3292,7 @@
         </w:tc>
         <w:tc>
           <w:tcPr>
-            <w:tcW w:type="dxa" w:w="1728"/>
+            <w:tcW w:w="1728" w:type="dxa"/>
           </w:tcPr>
           <w:p>
             <w:r>
@@ -3267,7 +3302,7 @@
         </w:tc>
         <w:tc>
           <w:tcPr>
-            <w:tcW w:type="dxa" w:w="1728"/>
+            <w:tcW w:w="1728" w:type="dxa"/>
           </w:tcPr>
           <w:p>
             <w:r>
@@ -3279,7 +3314,7 @@
       <w:tr>
         <w:tc>
           <w:tcPr>
-            <w:tcW w:type="dxa" w:w="1728"/>
+            <w:tcW w:w="1728" w:type="dxa"/>
           </w:tcPr>
           <w:p>
             <w:r>
@@ -3289,7 +3324,7 @@
         </w:tc>
         <w:tc>
           <w:tcPr>
-            <w:tcW w:type="dxa" w:w="1728"/>
+            <w:tcW w:w="1728" w:type="dxa"/>
           </w:tcPr>
           <w:p>
             <w:r>
@@ -3299,7 +3334,7 @@
         </w:tc>
         <w:tc>
           <w:tcPr>
-            <w:tcW w:type="dxa" w:w="1728"/>
+            <w:tcW w:w="1728" w:type="dxa"/>
           </w:tcPr>
           <w:p>
             <w:r>
@@ -3309,7 +3344,7 @@
         </w:tc>
         <w:tc>
           <w:tcPr>
-            <w:tcW w:type="dxa" w:w="1728"/>
+            <w:tcW w:w="1728" w:type="dxa"/>
           </w:tcPr>
           <w:p>
             <w:r>
@@ -3319,7 +3354,7 @@
         </w:tc>
         <w:tc>
           <w:tcPr>
-            <w:tcW w:type="dxa" w:w="1728"/>
+            <w:tcW w:w="1728" w:type="dxa"/>
           </w:tcPr>
           <w:p>
             <w:r>
@@ -3331,7 +3366,7 @@
       <w:tr>
         <w:tc>
           <w:tcPr>
-            <w:tcW w:type="dxa" w:w="1728"/>
+            <w:tcW w:w="1728" w:type="dxa"/>
           </w:tcPr>
           <w:p>
             <w:r>
@@ -3341,7 +3376,7 @@
         </w:tc>
         <w:tc>
           <w:tcPr>
-            <w:tcW w:type="dxa" w:w="1728"/>
+            <w:tcW w:w="1728" w:type="dxa"/>
           </w:tcPr>
           <w:p>
             <w:r>
@@ -3351,7 +3386,7 @@
         </w:tc>
         <w:tc>
           <w:tcPr>
-            <w:tcW w:type="dxa" w:w="1728"/>
+            <w:tcW w:w="1728" w:type="dxa"/>
           </w:tcPr>
           <w:p>
             <w:r>
@@ -3361,7 +3396,7 @@
         </w:tc>
         <w:tc>
           <w:tcPr>
-            <w:tcW w:type="dxa" w:w="1728"/>
+            <w:tcW w:w="1728" w:type="dxa"/>
           </w:tcPr>
           <w:p>
             <w:r>
@@ -3371,7 +3406,7 @@
         </w:tc>
         <w:tc>
           <w:tcPr>
-            <w:tcW w:type="dxa" w:w="1728"/>
+            <w:tcW w:w="1728" w:type="dxa"/>
           </w:tcPr>
           <w:p>
             <w:r>
@@ -3383,7 +3418,7 @@
       <w:tr>
         <w:tc>
           <w:tcPr>
-            <w:tcW w:type="dxa" w:w="1728"/>
+            <w:tcW w:w="1728" w:type="dxa"/>
           </w:tcPr>
           <w:p>
             <w:r>
@@ -3393,7 +3428,7 @@
         </w:tc>
         <w:tc>
           <w:tcPr>
-            <w:tcW w:type="dxa" w:w="1728"/>
+            <w:tcW w:w="1728" w:type="dxa"/>
           </w:tcPr>
           <w:p>
             <w:r>
@@ -3403,7 +3438,7 @@
         </w:tc>
         <w:tc>
           <w:tcPr>
-            <w:tcW w:type="dxa" w:w="1728"/>
+            <w:tcW w:w="1728" w:type="dxa"/>
           </w:tcPr>
           <w:p>
             <w:r>
@@ -3413,7 +3448,7 @@
         </w:tc>
         <w:tc>
           <w:tcPr>
-            <w:tcW w:type="dxa" w:w="1728"/>
+            <w:tcW w:w="1728" w:type="dxa"/>
           </w:tcPr>
           <w:p>
             <w:r>
@@ -3423,7 +3458,7 @@
         </w:tc>
         <w:tc>
           <w:tcPr>
-            <w:tcW w:type="dxa" w:w="1728"/>
+            <w:tcW w:w="1728" w:type="dxa"/>
           </w:tcPr>
           <w:p>
             <w:r>
@@ -3443,20 +3478,20 @@
     </w:p>
     <w:tbl>
       <w:tblPr>
-        <w:tblW w:type="auto" w:w="0"/>
-        <w:tblLook w:firstColumn="1" w:firstRow="1" w:lastColumn="0" w:lastRow="0" w:noHBand="0" w:noVBand="1" w:val="04A0"/>
+        <w:tblW w:w="0" w:type="auto"/>
+        <w:tblLook w:val="04A0"/>
       </w:tblPr>
       <w:tblGrid>
-        <w:gridCol w:w="1728"/>
-        <w:gridCol w:w="1728"/>
-        <w:gridCol w:w="1728"/>
-        <w:gridCol w:w="1728"/>
-        <w:gridCol w:w="1728"/>
+        <w:gridCol w:w="1608"/>
+        <w:gridCol w:w="1657"/>
+        <w:gridCol w:w="1478"/>
+        <w:gridCol w:w="2433"/>
+        <w:gridCol w:w="1680"/>
       </w:tblGrid>
       <w:tr>
         <w:tc>
           <w:tcPr>
-            <w:tcW w:type="dxa" w:w="1728"/>
+            <w:tcW w:w="1728" w:type="dxa"/>
           </w:tcPr>
           <w:p>
             <w:r>
@@ -3466,7 +3501,7 @@
         </w:tc>
         <w:tc>
           <w:tcPr>
-            <w:tcW w:type="dxa" w:w="1728"/>
+            <w:tcW w:w="1728" w:type="dxa"/>
           </w:tcPr>
           <w:p>
             <w:r>
@@ -3476,7 +3511,7 @@
         </w:tc>
         <w:tc>
           <w:tcPr>
-            <w:tcW w:type="dxa" w:w="1728"/>
+            <w:tcW w:w="1728" w:type="dxa"/>
           </w:tcPr>
           <w:p>
             <w:r>
@@ -3486,7 +3521,7 @@
         </w:tc>
         <w:tc>
           <w:tcPr>
-            <w:tcW w:type="dxa" w:w="1728"/>
+            <w:tcW w:w="1728" w:type="dxa"/>
           </w:tcPr>
           <w:p>
             <w:r>
@@ -3496,7 +3531,7 @@
         </w:tc>
         <w:tc>
           <w:tcPr>
-            <w:tcW w:type="dxa" w:w="1728"/>
+            <w:tcW w:w="1728" w:type="dxa"/>
           </w:tcPr>
           <w:p>
             <w:r>
@@ -3508,7 +3543,7 @@
       <w:tr>
         <w:tc>
           <w:tcPr>
-            <w:tcW w:type="dxa" w:w="1728"/>
+            <w:tcW w:w="1728" w:type="dxa"/>
           </w:tcPr>
           <w:p>
             <w:r>
@@ -3518,7 +3553,7 @@
         </w:tc>
         <w:tc>
           <w:tcPr>
-            <w:tcW w:type="dxa" w:w="1728"/>
+            <w:tcW w:w="1728" w:type="dxa"/>
           </w:tcPr>
           <w:p>
             <w:r>
@@ -3528,7 +3563,7 @@
         </w:tc>
         <w:tc>
           <w:tcPr>
-            <w:tcW w:type="dxa" w:w="1728"/>
+            <w:tcW w:w="1728" w:type="dxa"/>
           </w:tcPr>
           <w:p>
             <w:r>
@@ -3538,7 +3573,7 @@
         </w:tc>
         <w:tc>
           <w:tcPr>
-            <w:tcW w:type="dxa" w:w="1728"/>
+            <w:tcW w:w="1728" w:type="dxa"/>
           </w:tcPr>
           <w:p>
             <w:r>
@@ -3548,7 +3583,7 @@
         </w:tc>
         <w:tc>
           <w:tcPr>
-            <w:tcW w:type="dxa" w:w="1728"/>
+            <w:tcW w:w="1728" w:type="dxa"/>
           </w:tcPr>
           <w:p>
             <w:r>
@@ -3560,7 +3595,7 @@
       <w:tr>
         <w:tc>
           <w:tcPr>
-            <w:tcW w:type="dxa" w:w="1728"/>
+            <w:tcW w:w="1728" w:type="dxa"/>
           </w:tcPr>
           <w:p>
             <w:r>
@@ -3570,7 +3605,7 @@
         </w:tc>
         <w:tc>
           <w:tcPr>
-            <w:tcW w:type="dxa" w:w="1728"/>
+            <w:tcW w:w="1728" w:type="dxa"/>
           </w:tcPr>
           <w:p>
             <w:r>
@@ -3580,7 +3615,7 @@
         </w:tc>
         <w:tc>
           <w:tcPr>
-            <w:tcW w:type="dxa" w:w="1728"/>
+            <w:tcW w:w="1728" w:type="dxa"/>
           </w:tcPr>
           <w:p>
             <w:r>
@@ -3590,7 +3625,7 @@
         </w:tc>
         <w:tc>
           <w:tcPr>
-            <w:tcW w:type="dxa" w:w="1728"/>
+            <w:tcW w:w="1728" w:type="dxa"/>
           </w:tcPr>
           <w:p>
             <w:r>
@@ -3600,7 +3635,7 @@
         </w:tc>
         <w:tc>
           <w:tcPr>
-            <w:tcW w:type="dxa" w:w="1728"/>
+            <w:tcW w:w="1728" w:type="dxa"/>
           </w:tcPr>
           <w:p>
             <w:r>
@@ -3612,17 +3647,18 @@
       <w:tr>
         <w:tc>
           <w:tcPr>
-            <w:tcW w:type="dxa" w:w="1728"/>
-          </w:tcPr>
-          <w:p>
-            <w:r>
+            <w:tcW w:w="1728" w:type="dxa"/>
+          </w:tcPr>
+          <w:p>
+            <w:r>
+              <w:lastRenderedPageBreak/>
               <w:t>type</w:t>
             </w:r>
           </w:p>
         </w:tc>
         <w:tc>
           <w:tcPr>
-            <w:tcW w:type="dxa" w:w="1728"/>
+            <w:tcW w:w="1728" w:type="dxa"/>
           </w:tcPr>
           <w:p>
             <w:r>
@@ -3632,7 +3668,7 @@
         </w:tc>
         <w:tc>
           <w:tcPr>
-            <w:tcW w:type="dxa" w:w="1728"/>
+            <w:tcW w:w="1728" w:type="dxa"/>
           </w:tcPr>
           <w:p>
             <w:r>
@@ -3642,7 +3678,7 @@
         </w:tc>
         <w:tc>
           <w:tcPr>
-            <w:tcW w:type="dxa" w:w="1728"/>
+            <w:tcW w:w="1728" w:type="dxa"/>
           </w:tcPr>
           <w:p>
             <w:r>
@@ -3652,7 +3688,7 @@
         </w:tc>
         <w:tc>
           <w:tcPr>
-            <w:tcW w:type="dxa" w:w="1728"/>
+            <w:tcW w:w="1728" w:type="dxa"/>
           </w:tcPr>
           <w:p>
             <w:r>
@@ -3664,7 +3700,7 @@
       <w:tr>
         <w:tc>
           <w:tcPr>
-            <w:tcW w:type="dxa" w:w="1728"/>
+            <w:tcW w:w="1728" w:type="dxa"/>
           </w:tcPr>
           <w:p>
             <w:r>
@@ -3674,7 +3710,7 @@
         </w:tc>
         <w:tc>
           <w:tcPr>
-            <w:tcW w:type="dxa" w:w="1728"/>
+            <w:tcW w:w="1728" w:type="dxa"/>
           </w:tcPr>
           <w:p>
             <w:r>
@@ -3684,7 +3720,7 @@
         </w:tc>
         <w:tc>
           <w:tcPr>
-            <w:tcW w:type="dxa" w:w="1728"/>
+            <w:tcW w:w="1728" w:type="dxa"/>
           </w:tcPr>
           <w:p>
             <w:r>
@@ -3694,7 +3730,7 @@
         </w:tc>
         <w:tc>
           <w:tcPr>
-            <w:tcW w:type="dxa" w:w="1728"/>
+            <w:tcW w:w="1728" w:type="dxa"/>
           </w:tcPr>
           <w:p>
             <w:r>
@@ -3704,7 +3740,7 @@
         </w:tc>
         <w:tc>
           <w:tcPr>
-            <w:tcW w:type="dxa" w:w="1728"/>
+            <w:tcW w:w="1728" w:type="dxa"/>
           </w:tcPr>
           <w:p>
             <w:r>
@@ -3716,7 +3752,7 @@
       <w:tr>
         <w:tc>
           <w:tcPr>
-            <w:tcW w:type="dxa" w:w="1728"/>
+            <w:tcW w:w="1728" w:type="dxa"/>
           </w:tcPr>
           <w:p>
             <w:r>
@@ -3726,7 +3762,7 @@
         </w:tc>
         <w:tc>
           <w:tcPr>
-            <w:tcW w:type="dxa" w:w="1728"/>
+            <w:tcW w:w="1728" w:type="dxa"/>
           </w:tcPr>
           <w:p>
             <w:r>
@@ -3736,7 +3772,7 @@
         </w:tc>
         <w:tc>
           <w:tcPr>
-            <w:tcW w:type="dxa" w:w="1728"/>
+            <w:tcW w:w="1728" w:type="dxa"/>
           </w:tcPr>
           <w:p>
             <w:r>
@@ -3746,7 +3782,7 @@
         </w:tc>
         <w:tc>
           <w:tcPr>
-            <w:tcW w:type="dxa" w:w="1728"/>
+            <w:tcW w:w="1728" w:type="dxa"/>
           </w:tcPr>
           <w:p>
             <w:r>
@@ -3756,7 +3792,7 @@
         </w:tc>
         <w:tc>
           <w:tcPr>
-            <w:tcW w:type="dxa" w:w="1728"/>
+            <w:tcW w:w="1728" w:type="dxa"/>
           </w:tcPr>
           <w:p>
             <w:r>
@@ -3768,7 +3804,7 @@
       <w:tr>
         <w:tc>
           <w:tcPr>
-            <w:tcW w:type="dxa" w:w="1728"/>
+            <w:tcW w:w="1728" w:type="dxa"/>
           </w:tcPr>
           <w:p>
             <w:r>
@@ -3778,7 +3814,7 @@
         </w:tc>
         <w:tc>
           <w:tcPr>
-            <w:tcW w:type="dxa" w:w="1728"/>
+            <w:tcW w:w="1728" w:type="dxa"/>
           </w:tcPr>
           <w:p>
             <w:r>
@@ -3788,7 +3824,7 @@
         </w:tc>
         <w:tc>
           <w:tcPr>
-            <w:tcW w:type="dxa" w:w="1728"/>
+            <w:tcW w:w="1728" w:type="dxa"/>
           </w:tcPr>
           <w:p>
             <w:r>
@@ -3798,7 +3834,7 @@
         </w:tc>
         <w:tc>
           <w:tcPr>
-            <w:tcW w:type="dxa" w:w="1728"/>
+            <w:tcW w:w="1728" w:type="dxa"/>
           </w:tcPr>
           <w:p>
             <w:r>
@@ -3808,7 +3844,7 @@
         </w:tc>
         <w:tc>
           <w:tcPr>
-            <w:tcW w:type="dxa" w:w="1728"/>
+            <w:tcW w:w="1728" w:type="dxa"/>
           </w:tcPr>
           <w:p>
             <w:r>
@@ -3820,7 +3856,7 @@
       <w:tr>
         <w:tc>
           <w:tcPr>
-            <w:tcW w:type="dxa" w:w="1728"/>
+            <w:tcW w:w="1728" w:type="dxa"/>
           </w:tcPr>
           <w:p>
             <w:r>
@@ -3830,7 +3866,7 @@
         </w:tc>
         <w:tc>
           <w:tcPr>
-            <w:tcW w:type="dxa" w:w="1728"/>
+            <w:tcW w:w="1728" w:type="dxa"/>
           </w:tcPr>
           <w:p>
             <w:r>
@@ -3840,7 +3876,7 @@
         </w:tc>
         <w:tc>
           <w:tcPr>
-            <w:tcW w:type="dxa" w:w="1728"/>
+            <w:tcW w:w="1728" w:type="dxa"/>
           </w:tcPr>
           <w:p>
             <w:r>
@@ -3850,7 +3886,7 @@
         </w:tc>
         <w:tc>
           <w:tcPr>
-            <w:tcW w:type="dxa" w:w="1728"/>
+            <w:tcW w:w="1728" w:type="dxa"/>
           </w:tcPr>
           <w:p>
             <w:r>
@@ -3860,7 +3896,7 @@
         </w:tc>
         <w:tc>
           <w:tcPr>
-            <w:tcW w:type="dxa" w:w="1728"/>
+            <w:tcW w:w="1728" w:type="dxa"/>
           </w:tcPr>
           <w:p>
             <w:r>
@@ -3882,43 +3918,102 @@
       <w:r>
         <w:br/>
         <w:t xml:space="preserve">ALTER TABLE events </w:t>
+      </w:r>
+      <w:r>
         <w:br/>
         <w:t>ADD CONSTRAINT fk_events_organizer FOREIGN KEY (organizer_id) REFERENCES users(id) ON DELETE CASCADE;</w:t>
+      </w:r>
+      <w:r>
         <w:br/>
+      </w:r>
+      <w:r>
         <w:br/>
         <w:t xml:space="preserve">ALTER TABLE events </w:t>
+      </w:r>
+      <w:r>
         <w:br/>
-        <w:t>ADD CONSTRAINT fk_events_category FOREIGN KEY (category_id) REFERENCES categories(id) ON DELETE CASCADE;</w:t>
+        <w:t>ADD CONSTRAINT fk_events_category FOREIGN KEY (category_id) REFER</w:t>
+      </w:r>
+      <w:r>
+        <w:t>ENCES categories(id) ON DELETE CASCADE;</w:t>
+      </w:r>
+      <w:r>
         <w:br/>
+      </w:r>
+      <w:r>
         <w:br/>
         <w:t xml:space="preserve">ALTER TABLE event_registrations </w:t>
+      </w:r>
+      <w:r>
         <w:br/>
         <w:t>ADD CONSTRAINT fk_reg_user FOREIGN KEY (user_id) REFERENCES users(id) ON DELETE CASCADE;</w:t>
+      </w:r>
+      <w:r>
         <w:br/>
+      </w:r>
+      <w:r>
         <w:br/>
         <w:t xml:space="preserve">ALTER TABLE event_registrations </w:t>
+      </w:r>
+      <w:r>
         <w:br/>
-        <w:t>ADD CONSTRAINT fk_reg_event FOREIGN KEY (event_id) REFERENCES events(id) ON DELETE CASCADE;</w:t>
+        <w:t>ADD CONSTRAINT fk_reg_event FOREIGN KEY (event_id) REFERENC</w:t>
+      </w:r>
+      <w:r>
+        <w:t>ES events(id) ON DELETE CASCADE;</w:t>
+      </w:r>
+      <w:r>
         <w:br/>
+      </w:r>
+      <w:r>
         <w:br/>
         <w:t xml:space="preserve">ALTER TABLE bookings </w:t>
+      </w:r>
+      <w:r>
         <w:br/>
         <w:t>ADD CONSTRAINT fk_booking_registration FOREIGN KEY (registration_id) REFERENCES event_registrations(id) ON DELETE CASCADE;</w:t>
+      </w:r>
+      <w:r>
         <w:br/>
+      </w:r>
+      <w:r>
         <w:br/>
         <w:t xml:space="preserve">ALTER TABLE event_reviews </w:t>
+      </w:r>
+      <w:r>
         <w:br/>
-        <w:t>ADD CONSTRAINT fk_review_user FOREIGN KEY (user_id) REFERENCES users(id) ON DELETE CASCADE;</w:t>
+        <w:t>ADD CONSTRAINT fk_review_user FOREIGN KEY (user_i</w:t>
+      </w:r>
+      <w:r>
+        <w:t>d) REFERENCES users(id) ON DELETE CASCADE;</w:t>
+      </w:r>
+      <w:r>
         <w:br/>
+      </w:r>
+      <w:r>
         <w:br/>
         <w:t xml:space="preserve">ALTER TABLE event_reviews </w:t>
+      </w:r>
+      <w:r>
         <w:br/>
         <w:t>ADD CONSTRAINT fk_review_event FOREIGN KEY (event_id) REFERENCES events(id) ON DELETE CASCADE;</w:t>
+      </w:r>
+      <w:r>
         <w:br/>
+      </w:r>
+      <w:r>
+        <w:lastRenderedPageBreak/>
         <w:br/>
         <w:t xml:space="preserve">ALTER TABLE notifications </w:t>
+      </w:r>
+      <w:r>
         <w:br/>
-        <w:t>ADD CONSTRAINT fk_notification_user FOREIGN KEY (user_id) REFERENCES users(id) ON DELETE CASCADE;</w:t>
+        <w:t>ADD CONSTRAINT fk_notification_user FOREIGN KEY (user_id) REFE</w:t>
+      </w:r>
+      <w:r>
+        <w:t>RENCES users(id) ON DELETE CASCADE;</w:t>
+      </w:r>
+      <w:r>
         <w:br/>
       </w:r>
     </w:p>
@@ -3933,7 +4028,7 @@
 </file>
 
 <file path=word/numbering.xml><?xml version="1.0" encoding="utf-8"?>
-<w:numbering xmlns:wpc="http://schemas.microsoft.com/office/word/2010/wordprocessingCanvas" xmlns:mo="http://schemas.microsoft.com/office/mac/office/2008/main" xmlns:mc="http://schemas.openxmlformats.org/markup-compatibility/2006" xmlns:mv="urn:schemas-microsoft-com:mac:vml" xmlns:o="urn:schemas-microsoft-com:office:office" xmlns:r="http://schemas.openxmlformats.org/officeDocument/2006/relationships" xmlns:m="http://schemas.openxmlformats.org/officeDocument/2006/math" xmlns:v="urn:schemas-microsoft-com:vml" xmlns:wp14="http://schemas.microsoft.com/office/word/2010/wordprocessingDrawing" xmlns:wp="http://schemas.openxmlformats.org/drawingml/2006/wordprocessingDrawing" xmlns:w10="urn:schemas-microsoft-com:office:word" xmlns:w="http://schemas.openxmlformats.org/wordprocessingml/2006/main" xmlns:w14="http://schemas.microsoft.com/office/word/2010/wordml" xmlns:wpg="http://schemas.microsoft.com/office/word/2010/wordprocessingGroup" xmlns:wpi="http://schemas.microsoft.com/office/word/2010/wordprocessingInk" xmlns:wne="http://schemas.microsoft.com/office/word/2006/wordml" xmlns:wps="http://schemas.microsoft.com/office/word/2010/wordprocessingShape" mc:Ignorable="w14 wp14">
+<w:numbering xmlns:ve="http://schemas.openxmlformats.org/markup-compatibility/2006" xmlns:o="urn:schemas-microsoft-com:office:office" xmlns:r="http://schemas.openxmlformats.org/officeDocument/2006/relationships" xmlns:m="http://schemas.openxmlformats.org/officeDocument/2006/math" xmlns:v="urn:schemas-microsoft-com:vml" xmlns:wp="http://schemas.openxmlformats.org/drawingml/2006/wordprocessingDrawing" xmlns:w10="urn:schemas-microsoft-com:office:word" xmlns:w="http://schemas.openxmlformats.org/wordprocessingml/2006/main" xmlns:wne="http://schemas.microsoft.com/office/word/2006/wordml">
   <w:abstractNum w:abstractNumId="0">
     <w:nsid w:val="FFFFFF7C"/>
     <w:multiLevelType w:val="singleLevel"/>
@@ -4136,7 +4231,7 @@
 </file>
 
 <file path=word/styles.xml><?xml version="1.0" encoding="utf-8"?>
-<w:styles xmlns:mc="http://schemas.openxmlformats.org/markup-compatibility/2006" xmlns:r="http://schemas.openxmlformats.org/officeDocument/2006/relationships" xmlns:w="http://schemas.openxmlformats.org/wordprocessingml/2006/main" xmlns:w14="http://schemas.microsoft.com/office/word/2010/wordml" mc:Ignorable="w14">
+<w:styles xmlns:r="http://schemas.openxmlformats.org/officeDocument/2006/relationships" xmlns:w="http://schemas.openxmlformats.org/wordprocessingml/2006/main">
   <w:docDefaults>
     <w:rPrDefault>
       <w:rPr>
@@ -4152,7 +4247,7 @@
       </w:pPr>
     </w:pPrDefault>
   </w:docDefaults>
-  <w:latentStyles w:defLockedState="0" w:defUIPriority="99" w:defSemiHidden="1" w:defUnhideWhenUsed="1" w:defQFormat="0" w:count="276">
+  <w:latentStyles w:defLockedState="0" w:defUIPriority="99" w:defSemiHidden="1" w:defUnhideWhenUsed="1" w:defQFormat="0" w:count="267">
     <w:lsdException w:name="Normal" w:semiHidden="0" w:uiPriority="0" w:unhideWhenUsed="0" w:qFormat="1"/>
     <w:lsdException w:name="heading 1" w:semiHidden="0" w:uiPriority="9" w:unhideWhenUsed="0" w:qFormat="1"/>
     <w:lsdException w:name="heading 2" w:uiPriority="9" w:qFormat="1"/>
@@ -4296,50 +4391,6 @@
     <w:qFormat/>
     <w:rsid w:val="00FC693F"/>
   </w:style>
-  <w:style w:type="paragraph" w:styleId="Header">
-    <w:name w:val="header"/>
-    <w:basedOn w:val="Normal"/>
-    <w:link w:val="HeaderChar"/>
-    <w:uiPriority w:val="99"/>
-    <w:unhideWhenUsed/>
-    <w:rsid w:val="00E618BF"/>
-    <w:pPr>
-      <w:tabs>
-        <w:tab w:val="center" w:pos="4680"/>
-        <w:tab w:val="right" w:pos="9360"/>
-      </w:tabs>
-      <w:spacing w:after="0" w:line="240" w:lineRule="auto"/>
-    </w:pPr>
-  </w:style>
-  <w:style w:type="character" w:customStyle="1" w:styleId="HeaderChar">
-    <w:name w:val="Header Char"/>
-    <w:basedOn w:val="DefaultParagraphFont"/>
-    <w:link w:val="Header"/>
-    <w:uiPriority w:val="99"/>
-    <w:rsid w:val="00E618BF"/>
-  </w:style>
-  <w:style w:type="paragraph" w:styleId="Footer">
-    <w:name w:val="footer"/>
-    <w:basedOn w:val="Normal"/>
-    <w:link w:val="FooterChar"/>
-    <w:uiPriority w:val="99"/>
-    <w:unhideWhenUsed/>
-    <w:rsid w:val="00E618BF"/>
-    <w:pPr>
-      <w:tabs>
-        <w:tab w:val="center" w:pos="4680"/>
-        <w:tab w:val="right" w:pos="9360"/>
-      </w:tabs>
-      <w:spacing w:after="0" w:line="240" w:lineRule="auto"/>
-    </w:pPr>
-  </w:style>
-  <w:style w:type="character" w:customStyle="1" w:styleId="FooterChar">
-    <w:name w:val="Footer Char"/>
-    <w:basedOn w:val="DefaultParagraphFont"/>
-    <w:link w:val="Footer"/>
-    <w:uiPriority w:val="99"/>
-    <w:rsid w:val="00E618BF"/>
-  </w:style>
   <w:style w:type="paragraph" w:styleId="Heading1">
     <w:name w:val="heading 1"/>
     <w:basedOn w:val="Normal"/>
@@ -4560,6 +4611,7 @@
     <w:uiPriority w:val="99"/>
     <w:semiHidden/>
     <w:unhideWhenUsed/>
+    <w:qFormat/>
     <w:tblPr>
       <w:tblInd w:w="0" w:type="dxa"/>
       <w:tblCellMar>
@@ -4575,6 +4627,50 @@
     <w:uiPriority w:val="99"/>
     <w:semiHidden/>
     <w:unhideWhenUsed/>
+  </w:style>
+  <w:style w:type="paragraph" w:styleId="Header">
+    <w:name w:val="header"/>
+    <w:basedOn w:val="Normal"/>
+    <w:link w:val="HeaderChar"/>
+    <w:uiPriority w:val="99"/>
+    <w:unhideWhenUsed/>
+    <w:rsid w:val="00E618BF"/>
+    <w:pPr>
+      <w:tabs>
+        <w:tab w:val="center" w:pos="4680"/>
+        <w:tab w:val="right" w:pos="9360"/>
+      </w:tabs>
+      <w:spacing w:after="0" w:line="240" w:lineRule="auto"/>
+    </w:pPr>
+  </w:style>
+  <w:style w:type="character" w:customStyle="1" w:styleId="HeaderChar">
+    <w:name w:val="Header Char"/>
+    <w:basedOn w:val="DefaultParagraphFont"/>
+    <w:link w:val="Header"/>
+    <w:uiPriority w:val="99"/>
+    <w:rsid w:val="00E618BF"/>
+  </w:style>
+  <w:style w:type="paragraph" w:styleId="Footer">
+    <w:name w:val="footer"/>
+    <w:basedOn w:val="Normal"/>
+    <w:link w:val="FooterChar"/>
+    <w:uiPriority w:val="99"/>
+    <w:unhideWhenUsed/>
+    <w:rsid w:val="00E618BF"/>
+    <w:pPr>
+      <w:tabs>
+        <w:tab w:val="center" w:pos="4680"/>
+        <w:tab w:val="right" w:pos="9360"/>
+      </w:tabs>
+      <w:spacing w:after="0" w:line="240" w:lineRule="auto"/>
+    </w:pPr>
+  </w:style>
+  <w:style w:type="character" w:customStyle="1" w:styleId="FooterChar">
+    <w:name w:val="Footer Char"/>
+    <w:basedOn w:val="DefaultParagraphFont"/>
+    <w:link w:val="Footer"/>
+    <w:uiPriority w:val="99"/>
+    <w:rsid w:val="00E618BF"/>
   </w:style>
   <w:style w:type="paragraph" w:styleId="NoSpacing">
     <w:name w:val="No Spacing"/>
@@ -28108,7 +28204,7 @@
 </file>
 
 <file path=customXml/itemProps1.xml><?xml version="1.0" encoding="utf-8"?>
-<ds:datastoreItem xmlns:ds="http://schemas.openxmlformats.org/officeDocument/2006/customXml" ds:itemID="{EF278816-EC6F-A645-907D-7F25AECB1D4A}">
+<ds:datastoreItem xmlns:ds="http://schemas.openxmlformats.org/officeDocument/2006/customXml" ds:itemID="{E2EEDBDD-5C64-4266-A754-DE9C7C8F510B}">
   <ds:schemaRefs>
     <ds:schemaRef ds:uri="http://schemas.openxmlformats.org/officeDocument/2006/bibliography"/>
   </ds:schemaRefs>
